--- a/Disc Golf Disc Types and Stabilities.docx
+++ b/Disc Golf Disc Types and Stabilities.docx
@@ -1,13 +1,13 @@
 
 <file path=word/document.xml><?xml version="1.0" encoding="utf-8"?>
-<w:document xmlns:wpc="http://schemas.microsoft.com/office/word/2010/wordprocessingCanvas" xmlns:cx="http://schemas.microsoft.com/office/drawing/2014/chartex" xmlns:cx1="http://schemas.microsoft.com/office/drawing/2015/9/8/chartex" xmlns:cx2="http://schemas.microsoft.com/office/drawing/2015/10/21/chartex" xmlns:cx3="http://schemas.microsoft.com/office/drawing/2016/5/9/chartex" xmlns:cx4="http://schemas.microsoft.com/office/drawing/2016/5/10/chartex" xmlns:cx5="http://schemas.microsoft.com/office/drawing/2016/5/11/chartex" xmlns:cx6="http://schemas.microsoft.com/office/drawing/2016/5/12/chartex" xmlns:cx7="http://schemas.microsoft.com/office/drawing/2016/5/13/chartex" xmlns:cx8="http://schemas.microsoft.com/office/drawing/2016/5/14/chartex" xmlns:mc="http://schemas.openxmlformats.org/markup-compatibility/2006" xmlns:aink="http://schemas.microsoft.com/office/drawing/2016/ink" xmlns:am3d="http://schemas.microsoft.com/office/drawing/2017/model3d" xmlns:o="urn:schemas-microsoft-com:office:office" xmlns:oel="http://schemas.microsoft.com/office/2019/extlst" xmlns:r="http://schemas.openxmlformats.org/officeDocument/2006/relationships" xmlns:m="http://schemas.openxmlformats.org/officeDocument/2006/math" xmlns:v="urn:schemas-microsoft-com:vml" xmlns:wp14="http://schemas.microsoft.com/office/word/2010/wordprocessingDrawing" xmlns:wp="http://schemas.openxmlformats.org/drawingml/2006/wordprocessingDrawing" xmlns:w10="urn:schemas-microsoft-com:office:word" xmlns:w="http://schemas.openxmlformats.org/wordprocessingml/2006/main" xmlns:w14="http://schemas.microsoft.com/office/word/2010/wordml" xmlns:w15="http://schemas.microsoft.com/office/word/2012/wordml" xmlns:w16cex="http://schemas.microsoft.com/office/word/2018/wordml/cex" xmlns:w16cid="http://schemas.microsoft.com/office/word/2016/wordml/cid" xmlns:w16="http://schemas.microsoft.com/office/word/2018/wordml" xmlns:w16du="http://schemas.microsoft.com/office/word/2023/wordml/word16du" xmlns:w16sdtdh="http://schemas.microsoft.com/office/word/2020/wordml/sdtdatahash" xmlns:w16sdtfl="http://schemas.microsoft.com/office/word/2024/wordml/sdtformatlock" xmlns:w16se="http://schemas.microsoft.com/office/word/2015/wordml/symex" xmlns:wpg="http://schemas.microsoft.com/office/word/2010/wordprocessingGroup" xmlns:wpi="http://schemas.microsoft.com/office/word/2010/wordprocessingInk" xmlns:wne="http://schemas.microsoft.com/office/word/2006/wordml" xmlns:wps="http://schemas.microsoft.com/office/word/2010/wordprocessingShape" mc:Ignorable="w14 w15 w16se w16cid w16 w16cex w16sdtdh w16sdtfl w16du wp14">
+<w:document xmlns:w="http://schemas.openxmlformats.org/wordprocessingml/2006/main" xmlns:r="http://schemas.openxmlformats.org/officeDocument/2006/relationships" xmlns:wp="http://schemas.openxmlformats.org/drawingml/2006/wordprocessingDrawing" xmlns:a="http://schemas.openxmlformats.org/drawingml/2006/main" xmlns:c="http://schemas.openxmlformats.org/drawingml/2006/chart" xmlns:pic="http://schemas.openxmlformats.org/drawingml/2006/picture" xmlns:mc="http://schemas.openxmlformats.org/markup-compatibility/2006" xmlns:w14="http://schemas.microsoft.com/office/word/2010/wordml" xmlns:wpi="http://schemas.microsoft.com/office/word/2010/wordprocessingInk" xmlns:w15="http://schemas.microsoft.com/office/word/2012/wordml" xmlns:wp14="http://schemas.microsoft.com/office/word/2010/wordprocessingDrawing" xmlns:wps="http://schemas.microsoft.com/office/word/2010/wordprocessingShape" xmlns:wpg="http://schemas.microsoft.com/office/word/2010/wordprocessingGroup" xmlns:wpc="http://schemas.microsoft.com/office/word/2010/wordprocessingCanvas" xmlns:dgm="http://schemas.openxmlformats.org/drawingml/2006/diagram" xmlns:dsp="http://schemas.microsoft.com/office/drawing/2008/diagram" xmlns:m="http://schemas.openxmlformats.org/officeDocument/2006/math" xmlns:v="urn:schemas-microsoft-com:vml" xmlns:o="urn:schemas-microsoft-com:office:office" xmlns:w10="urn:schemas-microsoft-com:office:word" mc:Ignorable="w14 w15 wp14">
   <w:body>
     <w:p>
       <w:pPr>
         <w:jc w:val="center"/>
       </w:pPr>
       <w:r>
-        <w:t>Disc Golf Disc Types and Stabilities</w:t>
+        <w:t xml:space="preserve">Disc Golf Disc Types and Stabilities</w:t>
       </w:r>
     </w:p>
     <w:p>
@@ -15,7 +15,7 @@
         <w:jc w:val="center"/>
       </w:pPr>
       <w:r>
-        <w:t>Timothy Cutts</w:t>
+        <w:t xml:space="preserve">Timothy Cutts</w:t>
       </w:r>
     </w:p>
     <w:p>
@@ -50,64 +50,22 @@
           <w:b/>
           <w:bCs/>
         </w:rPr>
-        <w:lastRenderedPageBreak/>
-        <w:t>Executive Summary</w:t>
-      </w:r>
-    </w:p>
-    <w:p>
-      <w:r>
-        <w:t xml:space="preserve">This project analyzes disc golf discs based on disc type (putt &amp; approach, mid-range, fairway drivers, and distance drivers) and disc stability (understable, </w:t>
-      </w:r>
-      <w:r>
-        <w:t>neutral</w:t>
-      </w:r>
-      <w:r>
-        <w:t>, and overstable).  Stability rating is based on disc flight numbers of turn minus fade.  Any disc that falls below -</w:t>
-      </w:r>
-      <w:r>
-        <w:t>1.5</w:t>
-      </w:r>
-      <w:r>
-        <w:t xml:space="preserve"> is understable, between -</w:t>
-      </w:r>
-      <w:r>
-        <w:t>1.5</w:t>
-      </w:r>
-      <w:r>
-        <w:t xml:space="preserve"> and </w:t>
-      </w:r>
-      <w:r>
-        <w:t>1</w:t>
-      </w:r>
-      <w:r>
-        <w:t xml:space="preserve"> is </w:t>
-      </w:r>
-      <w:r>
-        <w:t>neutral</w:t>
-      </w:r>
-      <w:r>
-        <w:t xml:space="preserve">, or over </w:t>
-      </w:r>
-      <w:r>
-        <w:t>1.5</w:t>
-      </w:r>
-      <w:r>
-        <w:t xml:space="preserve"> is overstable.  The data was collected via web scraping of the website Trydiscs.com via Python, and the visuals were completed in Tableau.   The goal is to identify if </w:t>
-      </w:r>
-      <w:r>
-        <w:t xml:space="preserve">the top 15 </w:t>
-      </w:r>
-      <w:r>
-        <w:t xml:space="preserve">manufacturers have a </w:t>
-      </w:r>
-      <w:r>
-        <w:t>stability or disc type bias</w:t>
-      </w:r>
-      <w:r>
-        <w:t xml:space="preserve"> and if </w:t>
-      </w:r>
-      <w:r>
-        <w:t>some disc types are more geared toward a stability category.</w:t>
+        <w:t xml:space="preserve">Executive Summary</w:t>
+      </w:r>
+    </w:p>
+    <w:p>
+      <w:r>
+        <w:t xml:space="preserve">This project analyzes disc golf discs based on disc type (putt &amp; approach, mid-range, fairway drivers, and distance drivers) and disc stability (understable, neutral, and overstable).  Stability rating is based on disc flight numbers of turn minus fade.  Any disc that falls at or below -1.5 is understable, between -1.0 and 1 is neutral, and 1.5 or over is overstable.  The data was collected via web scraping of the website Trydiscs.com via Python, and the visuals were completed in Tableau.   The goal is to identify if the top 15 manufacturers have a stability or disc type bias and if some disc types are more geared toward a stability category.</w:t>
+      </w:r>
+    </w:p>
+    <w:p>
+      <w:r>
+        <w:t xml:space="preserve">A Chi-Square Test of Independence found a significant relation between the disc type and stability.  Exploratory analysis identified manufacturers disc type distributions, with the most common being putt &amp; approach.  </w:t>
+      </w:r>
+    </w:p>
+    <w:p>
+      <w:r>
+        <w:t xml:space="preserve">The data set only measures listed disc molds and does not have information on sales or manufacture production volumes.  Therefore the initial comparison of disc molds and stability potential suggestions are based on count only.  Further information will be needed to complete a total analysis on disc molds and the manufacturers.</w:t>
       </w:r>
     </w:p>
     <w:p/>
@@ -123,24 +81,12 @@
           <w:b/>
           <w:bCs/>
         </w:rPr>
-        <w:t>Objective</w:t>
-      </w:r>
-    </w:p>
-    <w:p>
-      <w:r>
-        <w:t xml:space="preserve">The objective of this project is to determine if there is a gap in disc golf manufacturing based on disc types and stability.  Understanding what </w:t>
-      </w:r>
-      <w:r>
-        <w:t xml:space="preserve">the top </w:t>
-      </w:r>
-      <w:r>
-        <w:t xml:space="preserve">manufacturers are creating based on disc types or stability helps identify the gaps in their market share.  Also, determining if disc types tend to be skewed towards a specific stability shows open opportunities for manufacturers to create newer </w:t>
-      </w:r>
-      <w:r>
-        <w:t xml:space="preserve">and </w:t>
-      </w:r>
-      <w:r>
-        <w:t>different discs.</w:t>
+        <w:t xml:space="preserve">Objective</w:t>
+      </w:r>
+    </w:p>
+    <w:p>
+      <w:r>
+        <w:t xml:space="preserve">The objective of this project is to determine if there is a gap in disc golf manufacturing based on disc types and stability.  Understanding what the top manufacturers are creating based on disc types or stability helps identify the gaps in their market share.  Also, determining if disc types tend to be skewed towards a specific stability shows open opportunities for manufacturers to create newer and different discs.</w:t>
       </w:r>
     </w:p>
     <w:p/>
@@ -156,12 +102,12 @@
           <w:b/>
           <w:bCs/>
         </w:rPr>
-        <w:t>Research Questions</w:t>
-      </w:r>
-    </w:p>
-    <w:p>
-      <w:r>
-        <w:t>This project is aimed at answering the following questions:</w:t>
+        <w:t xml:space="preserve">Research Questions</w:t>
+      </w:r>
+    </w:p>
+    <w:p>
+      <w:r>
+        <w:t xml:space="preserve">This project is aimed at answering the following questions:</w:t>
       </w:r>
     </w:p>
     <w:p>
@@ -181,7 +127,7 @@
           <w:i/>
           <w:iCs/>
         </w:rPr>
-        <w:t>Are disc type and stability linked?</w:t>
+        <w:t xml:space="preserve">Are disc type and stability linked?</w:t>
       </w:r>
     </w:p>
     <w:p>
@@ -201,7 +147,7 @@
           <w:i/>
           <w:iCs/>
         </w:rPr>
-        <w:t>What manufacturers create the most of a stability or disc type?</w:t>
+        <w:t xml:space="preserve">What manufacturers create the most of a stability or disc type?</w:t>
       </w:r>
     </w:p>
     <w:p>
@@ -224,18 +170,12 @@
           <w:b/>
           <w:bCs/>
         </w:rPr>
-        <w:t>Data Set</w:t>
-      </w:r>
-    </w:p>
-    <w:p>
-      <w:r>
-        <w:t>The data set used in this project was created by scraping the website trydiscs.com with a python script.  The script queried the website and categorized each disc by their flight numbers, name and manufacturer.  It also took the discs turn and fade flight numbers of the discs and determined what stability class it belonged in.  The discs were also categorized if they were discontinued or still in production.  Any NULL values in flight numbers categorized the discs as an “</w:t>
-      </w:r>
-      <w:r>
-        <w:t>Unknown</w:t>
-      </w:r>
-      <w:r>
-        <w:t xml:space="preserve">” category.  The data set was then saved as a comma separated value file.  </w:t>
+        <w:t xml:space="preserve">Data Set</w:t>
+      </w:r>
+    </w:p>
+    <w:p>
+      <w:r>
+        <w:t xml:space="preserve">The data set used in this project was created by scraping the website trydiscs.com with a python script.  The script queried the website and categorized each disc by their flight numbers, name and manufacturer.  It also took the discs turn and fade flight numbers of the discs and determined what stability class it belonged in.  The discs were also categorized if they were discontinued or still in production.  Any NULL values in flight numbers categorized the discs as an “Unknown” category.  The data set was then saved as a comma separated value file.  </w:t>
       </w:r>
     </w:p>
     <w:p/>
@@ -251,23 +191,12 @@
           <w:b/>
           <w:bCs/>
         </w:rPr>
-        <w:t>Data Set D</w:t>
-      </w:r>
-      <w:r>
-        <w:rPr>
-          <w:b/>
-          <w:bCs/>
-        </w:rPr>
-        <w:t>imensions</w:t>
-      </w:r>
-    </w:p>
-    <w:p>
-      <w:r>
-        <w:lastRenderedPageBreak/>
-        <w:t>This data set contains 2102 rows</w:t>
-      </w:r>
-      <w:r>
-        <w:t xml:space="preserve"> in the following configuration:</w:t>
+        <w:t xml:space="preserve">Data Set Dimensions</w:t>
+      </w:r>
+    </w:p>
+    <w:p>
+      <w:r>
+        <w:t xml:space="preserve">This data set contains 2102 rows in the following configuration:</w:t>
       </w:r>
     </w:p>
     <w:tbl>
@@ -305,7 +234,7 @@
                 <w:sz w:val="20"/>
                 <w:szCs w:val="20"/>
               </w:rPr>
-              <w:t>Manufacturer</w:t>
+              <w:t xml:space="preserve">Manufacturer</w:t>
             </w:r>
           </w:p>
         </w:tc>
@@ -326,7 +255,7 @@
                 <w:sz w:val="20"/>
                 <w:szCs w:val="20"/>
               </w:rPr>
-              <w:t>Disc Name</w:t>
+              <w:t xml:space="preserve">Disc Name</w:t>
             </w:r>
           </w:p>
         </w:tc>
@@ -347,7 +276,7 @@
                 <w:sz w:val="20"/>
                 <w:szCs w:val="20"/>
               </w:rPr>
-              <w:t>Speed</w:t>
+              <w:t xml:space="preserve">Speed</w:t>
             </w:r>
           </w:p>
         </w:tc>
@@ -368,7 +297,7 @@
                 <w:sz w:val="20"/>
                 <w:szCs w:val="20"/>
               </w:rPr>
-              <w:t>Glide</w:t>
+              <w:t xml:space="preserve">Glide</w:t>
             </w:r>
           </w:p>
         </w:tc>
@@ -389,7 +318,7 @@
                 <w:sz w:val="20"/>
                 <w:szCs w:val="20"/>
               </w:rPr>
-              <w:t>Turn</w:t>
+              <w:t xml:space="preserve">Turn</w:t>
             </w:r>
           </w:p>
         </w:tc>
@@ -410,7 +339,7 @@
                 <w:sz w:val="20"/>
                 <w:szCs w:val="20"/>
               </w:rPr>
-              <w:t>Fade</w:t>
+              <w:t xml:space="preserve">Fade</w:t>
             </w:r>
           </w:p>
         </w:tc>
@@ -431,7 +360,7 @@
                 <w:sz w:val="20"/>
                 <w:szCs w:val="20"/>
               </w:rPr>
-              <w:t>Stability</w:t>
+              <w:t xml:space="preserve">Stability</w:t>
             </w:r>
           </w:p>
         </w:tc>
@@ -452,7 +381,7 @@
                 <w:sz w:val="20"/>
                 <w:szCs w:val="20"/>
               </w:rPr>
-              <w:t>Disc Type</w:t>
+              <w:t xml:space="preserve">Disc Type</w:t>
             </w:r>
           </w:p>
         </w:tc>
@@ -473,7 +402,7 @@
                 <w:sz w:val="20"/>
                 <w:szCs w:val="20"/>
               </w:rPr>
-              <w:t>Discontinued</w:t>
+              <w:t xml:space="preserve">Discontinued</w:t>
             </w:r>
           </w:p>
         </w:tc>
@@ -496,7 +425,7 @@
                 <w:sz w:val="20"/>
                 <w:szCs w:val="20"/>
               </w:rPr>
-              <w:t>String</w:t>
+              <w:t xml:space="preserve">String</w:t>
             </w:r>
           </w:p>
         </w:tc>
@@ -517,7 +446,7 @@
                 <w:sz w:val="20"/>
                 <w:szCs w:val="20"/>
               </w:rPr>
-              <w:t>String</w:t>
+              <w:t xml:space="preserve">String</w:t>
             </w:r>
           </w:p>
         </w:tc>
@@ -538,7 +467,7 @@
                 <w:sz w:val="20"/>
                 <w:szCs w:val="20"/>
               </w:rPr>
-              <w:t>Integer</w:t>
+              <w:t xml:space="preserve">Integer</w:t>
             </w:r>
           </w:p>
         </w:tc>
@@ -559,7 +488,7 @@
                 <w:sz w:val="20"/>
                 <w:szCs w:val="20"/>
               </w:rPr>
-              <w:t>Integer</w:t>
+              <w:t xml:space="preserve">Integer</w:t>
             </w:r>
           </w:p>
         </w:tc>
@@ -580,7 +509,7 @@
                 <w:sz w:val="20"/>
                 <w:szCs w:val="20"/>
               </w:rPr>
-              <w:t>Integer</w:t>
+              <w:t xml:space="preserve">Integer</w:t>
             </w:r>
           </w:p>
         </w:tc>
@@ -601,7 +530,7 @@
                 <w:sz w:val="20"/>
                 <w:szCs w:val="20"/>
               </w:rPr>
-              <w:t>Integer</w:t>
+              <w:t xml:space="preserve">Integer</w:t>
             </w:r>
           </w:p>
         </w:tc>
@@ -622,7 +551,7 @@
                 <w:sz w:val="20"/>
                 <w:szCs w:val="20"/>
               </w:rPr>
-              <w:t>String</w:t>
+              <w:t xml:space="preserve">String</w:t>
             </w:r>
           </w:p>
         </w:tc>
@@ -643,7 +572,7 @@
                 <w:sz w:val="20"/>
                 <w:szCs w:val="20"/>
               </w:rPr>
-              <w:t>String</w:t>
+              <w:t xml:space="preserve">String</w:t>
             </w:r>
           </w:p>
         </w:tc>
@@ -664,7 +593,7 @@
                 <w:sz w:val="20"/>
                 <w:szCs w:val="20"/>
               </w:rPr>
-              <w:t>Bool</w:t>
+              <w:t xml:space="preserve">Bool</w:t>
             </w:r>
           </w:p>
         </w:tc>
@@ -684,72 +613,12 @@
           <w:b/>
           <w:bCs/>
         </w:rPr>
-        <w:t>Exploratory Data Analysis</w:t>
-      </w:r>
-    </w:p>
-    <w:p>
-      <w:r>
-        <w:t xml:space="preserve">After importing the data set into </w:t>
-      </w:r>
-      <w:r>
-        <w:t>T</w:t>
-      </w:r>
-      <w:r>
-        <w:t>ableau, we can see the top 15 manufacturers based on individual disc molds are</w:t>
-      </w:r>
-      <w:r>
-        <w:t xml:space="preserve"> in descending order:</w:t>
-      </w:r>
-      <w:r>
-        <w:t xml:space="preserve"> Innova,</w:t>
-      </w:r>
-      <w:r>
-        <w:t xml:space="preserve"> Discraft, Latitude 64, Prodigy, Discmania, Dynamic Discs, Lone Star Discs, Gateway, MVP, Yikun, Westside, DGA, Axion, Millennium, and Doomsday Discs.  The most common disc type is the putt &amp; approach disc, speeds 1 to 4.  Innova has almost twice as many putt &amp; approach molds as the next manufacturer, Discraft.  Disc stability in order from most to least is: </w:t>
-      </w:r>
-      <w:r>
-        <w:t>Neutral</w:t>
-      </w:r>
-      <w:r>
-        <w:t xml:space="preserve">, Overstable, and then Understable.  In the </w:t>
-      </w:r>
-      <w:r>
-        <w:t>Neutral</w:t>
-      </w:r>
-      <w:r>
-        <w:t xml:space="preserve"> and Overstable category the highest quantity of molds is that of the putt &amp; approach type.  In the Understable category, fairway drivers are the most produced.</w:t>
-      </w:r>
-      <w:r>
-        <w:t xml:space="preserve">  Discraft has the most discontinued </w:t>
-      </w:r>
-      <w:r>
-        <w:t xml:space="preserve">&amp; unknown category </w:t>
-      </w:r>
-      <w:r>
-        <w:t xml:space="preserve">discs in the </w:t>
-      </w:r>
-      <w:r>
-        <w:t>data set.</w:t>
-      </w:r>
-      <w:r>
-        <w:t xml:space="preserve">  This </w:t>
-      </w:r>
-      <w:r>
-        <w:t>may be</w:t>
-      </w:r>
-      <w:r>
-        <w:t xml:space="preserve"> </w:t>
-      </w:r>
-      <w:r>
-        <w:t>attributed to that</w:t>
-      </w:r>
-      <w:r>
-        <w:t xml:space="preserve"> they produce </w:t>
-      </w:r>
-      <w:r>
-        <w:t>discs for ultimate frisbee and some prototype discs with un-produced flight</w:t>
-      </w:r>
-      <w:r>
-        <w:t xml:space="preserve"> numbers.</w:t>
+        <w:t xml:space="preserve">Exploratory Data Analysis</w:t>
+      </w:r>
+    </w:p>
+    <w:p>
+      <w:r>
+        <w:t xml:space="preserve">After importing the data set into Tableau, we can see the top 15 manufacturers based on individual disc molds are in descending order: Innova, Discraft, Latitude 64, Prodigy, Discmania, Dynamic Discs, Lone Star Discs, Gateway, MVP, Yikun, Westside, DGA, Axion, Millennium, and Doomsday Discs.  The most common disc type is the putt &amp; approach disc, speeds 1 to 4.  Innova has almost twice as many putt &amp; approach molds as the next manufacturer, Discraft.  Disc stability in order from most to least is: Neutral, Overstable, and then Understable.  In the Neutral and Overstable category the highest quantity of molds is that of the putt &amp; approach type.  In the Understable category, fairway drivers are the most produced.  Discraft has the most discontinued &amp; unknown category discs in the data set.  This may be attributed to that they produce discs for ultimate frisbee and some prototype discs with un-produced flight numbers.</w:t>
       </w:r>
     </w:p>
     <w:p/>
@@ -765,47 +634,41 @@
           <w:b/>
           <w:bCs/>
         </w:rPr>
-        <w:t>Statistical Analysis</w:t>
-      </w:r>
-    </w:p>
-    <w:p>
-      <w:r>
-        <w:t>For this dataset I performed a Chi-Square test</w:t>
-      </w:r>
-      <w:r>
-        <w:t xml:space="preserve">.  </w:t>
-      </w:r>
-      <w:r>
-        <w:t xml:space="preserve">The Chi-Square test was to see if stability and disc type are independent or connected to each other.  </w:t>
-      </w:r>
-    </w:p>
-    <w:p>
-      <w:r>
-        <w:t>Chi-Square Test:</w:t>
+        <w:t xml:space="preserve">Statistical Analysis</w:t>
+      </w:r>
+    </w:p>
+    <w:p>
+      <w:r>
+        <w:t xml:space="preserve">For this dataset I performed a Chi-Square test.  The Chi-Square test was to see if stability and disc type are independent or connected to each other.  </w:t>
+      </w:r>
+    </w:p>
+    <w:p>
+      <w:r>
+        <w:t xml:space="preserve">Chi-Square Test:</w:t>
       </w:r>
     </w:p>
     <w:p>
       <w:r>
         <w:tab/>
-        <w:t>Null Hypothesis: Stability and disc type are independent of each other.</w:t>
+        <w:t xml:space="preserve">Null Hypothesis: Stability and disc type are independent of each other.</w:t>
       </w:r>
     </w:p>
     <w:p>
       <w:r>
         <w:tab/>
-        <w:t>Alternative Hypothesis: Stability and disc type are not independent of each other.</w:t>
+        <w:t xml:space="preserve">Alternative Hypothesis: Stability and disc type are not independent of each other.</w:t>
       </w:r>
     </w:p>
     <w:p>
       <w:r>
         <w:tab/>
-        <w:t>Variable chosen: Stability and Disc Type</w:t>
+        <w:t xml:space="preserve">Variable chosen: Stability and Disc Type</w:t>
       </w:r>
     </w:p>
     <w:p>
       <w:r>
         <w:tab/>
-        <w:t>Alpha chosen: 5% (standard)</w:t>
+        <w:t xml:space="preserve">Alpha chosen: 5% (standard)</w:t>
       </w:r>
     </w:p>
     <w:p>
@@ -813,7 +676,7 @@
         <w:ind w:firstLine="720"/>
       </w:pPr>
       <w:r>
-        <w:t>Results:</w:t>
+        <w:t xml:space="preserve">Results:</w:t>
       </w:r>
     </w:p>
     <w:p>
@@ -822,7 +685,7 @@
       </w:pPr>
       <w:r>
         <w:tab/>
-        <w:t>Chi-square statistic = 33.41</w:t>
+        <w:t xml:space="preserve">Chi-square statistic = 33.41</w:t>
       </w:r>
     </w:p>
     <w:p>
@@ -831,7 +694,7 @@
       </w:pPr>
       <w:r>
         <w:tab/>
-        <w:t>Degrees of freedom = 6</w:t>
+        <w:t xml:space="preserve">Degrees of freedom = 6</w:t>
       </w:r>
     </w:p>
     <w:p>
@@ -840,7 +703,7 @@
       </w:pPr>
       <w:r>
         <w:tab/>
-        <w:t>P-value = 0.00000874</w:t>
+        <w:t xml:space="preserve">P-value = 0.00000874</w:t>
       </w:r>
     </w:p>
     <w:p>
@@ -848,20 +711,7 @@
         <w:ind w:left="720"/>
       </w:pPr>
       <w:r>
-        <w:lastRenderedPageBreak/>
-        <w:t>The results from this test s</w:t>
-      </w:r>
-      <w:r>
-        <w:t>how</w:t>
-      </w:r>
-      <w:r>
-        <w:t xml:space="preserve"> a p-value lower than the chosen alpha level of 5%.  This means that we reject the null hypothesi</w:t>
-      </w:r>
-      <w:r>
-        <w:t>s</w:t>
-      </w:r>
-      <w:r>
-        <w:t>.  Disc types and stability are related and not independent of each other.</w:t>
+        <w:t xml:space="preserve">The results from this test show a p-value lower than the chosen alpha level of 5%.  This means that we reject the null hypothesis.  Disc types and stability are related and not independent of each other.</w:t>
       </w:r>
     </w:p>
     <w:p>
@@ -874,7 +724,7 @@
         <w:ind w:left="720"/>
       </w:pPr>
       <w:r>
-        <w:t>After the chi-squared test the data was then aggregated in Tableau into a dashboard.  The dashboard is composed of 4 graphs that show the relationship of the top 15 manufacturers with disc types and flight stability.  The graphs that make up the dashboard are as follows:</w:t>
+        <w:t xml:space="preserve">After the chi-squared test the data was then aggregated in Tableau into a dashboard.  The dashboard is composed of 4 graphs that show the relationship of the top 15 manufacturers with disc types and flight stability.  The graphs that make up the dashboard are as follows:</w:t>
       </w:r>
     </w:p>
     <w:p>
@@ -895,7 +745,7 @@
           <w:sz w:val="20"/>
           <w:szCs w:val="20"/>
         </w:rPr>
-        <w:t>Figure 1</w:t>
+        <w:t xml:space="preserve">Figure 1</w:t>
       </w:r>
     </w:p>
     <w:p>
@@ -911,27 +761,27 @@
           <w:noProof/>
         </w:rPr>
         <w:drawing>
-          <wp:inline distT="0" distB="0" distL="0" distR="0" wp14:anchorId="2D8EF984" wp14:editId="42B21113">
+          <wp:inline distT="0" distB="0" distL="0" distR="0">
             <wp:extent cx="5943600" cy="3174365"/>
             <wp:effectExtent l="0" t="0" r="0" b="6985"/>
-            <wp:docPr id="1269900243" name="Picture 1"/>
-            <wp:cNvGraphicFramePr>
-              <a:graphicFrameLocks xmlns:a="http://schemas.openxmlformats.org/drawingml/2006/main" noChangeAspect="1"/>
-            </wp:cNvGraphicFramePr>
-            <a:graphic xmlns:a="http://schemas.openxmlformats.org/drawingml/2006/main">
+            <wp:docPr id="1" name="Picture 1" descr=""/>
+            <wp:cNvGraphicFramePr/>
+            <a:graphic>
               <a:graphicData uri="http://schemas.openxmlformats.org/drawingml/2006/picture">
-                <pic:pic xmlns:pic="http://schemas.openxmlformats.org/drawingml/2006/picture">
+                <pic:pic>
                   <pic:nvPicPr>
-                    <pic:cNvPr id="1269900243" name=""/>
-                    <pic:cNvPicPr/>
+                    <pic:cNvPr id="0" name="image1.png" descr=""/>
+                    <pic:cNvPicPr>
+                      <a:picLocks noChangeAspect="1" noChangeArrowheads="1"/>
+                    </pic:cNvPicPr>
                   </pic:nvPicPr>
                   <pic:blipFill>
-                    <a:blip r:embed="rId5"/>
+                    <a:blip r:embed="rId1"/>
                     <a:stretch>
                       <a:fillRect/>
                     </a:stretch>
                   </pic:blipFill>
-                  <pic:spPr>
+                  <pic:spPr bwMode="auto">
                     <a:xfrm>
                       <a:off x="0" y="0"/>
                       <a:ext cx="5943600" cy="3174365"/>
@@ -1037,7 +887,7 @@
           <w:sz w:val="20"/>
           <w:szCs w:val="20"/>
         </w:rPr>
-        <w:t>Figure 2</w:t>
+        <w:t xml:space="preserve">Figure 2</w:t>
       </w:r>
     </w:p>
     <w:p>
@@ -1049,27 +899,27 @@
           <w:noProof/>
         </w:rPr>
         <w:drawing>
-          <wp:inline distT="0" distB="0" distL="0" distR="0" wp14:anchorId="6000EA39" wp14:editId="74F467F2">
+          <wp:inline distT="0" distB="0" distL="0" distR="0">
             <wp:extent cx="5943600" cy="3234690"/>
             <wp:effectExtent l="0" t="0" r="0" b="3810"/>
-            <wp:docPr id="1284629204" name="Picture 1"/>
-            <wp:cNvGraphicFramePr>
-              <a:graphicFrameLocks xmlns:a="http://schemas.openxmlformats.org/drawingml/2006/main" noChangeAspect="1"/>
-            </wp:cNvGraphicFramePr>
-            <a:graphic xmlns:a="http://schemas.openxmlformats.org/drawingml/2006/main">
+            <wp:docPr id="2" name="Picture 2" descr=""/>
+            <wp:cNvGraphicFramePr/>
+            <a:graphic>
               <a:graphicData uri="http://schemas.openxmlformats.org/drawingml/2006/picture">
-                <pic:pic xmlns:pic="http://schemas.openxmlformats.org/drawingml/2006/picture">
+                <pic:pic>
                   <pic:nvPicPr>
-                    <pic:cNvPr id="1284629204" name=""/>
-                    <pic:cNvPicPr/>
+                    <pic:cNvPr id="0" name="image2.png" descr=""/>
+                    <pic:cNvPicPr>
+                      <a:picLocks noChangeAspect="1" noChangeArrowheads="1"/>
+                    </pic:cNvPicPr>
                   </pic:nvPicPr>
                   <pic:blipFill>
-                    <a:blip r:embed="rId6"/>
+                    <a:blip r:embed="rId2"/>
                     <a:stretch>
                       <a:fillRect/>
                     </a:stretch>
                   </pic:blipFill>
-                  <pic:spPr>
+                  <pic:spPr bwMode="auto">
                     <a:xfrm>
                       <a:off x="0" y="0"/>
                       <a:ext cx="5943600" cy="3234690"/>
@@ -1098,7 +948,7 @@
           <w:sz w:val="20"/>
           <w:szCs w:val="20"/>
         </w:rPr>
-        <w:t>Figure 3</w:t>
+        <w:t xml:space="preserve">Figure 3</w:t>
       </w:r>
     </w:p>
     <w:p>
@@ -1110,27 +960,27 @@
           <w:noProof/>
         </w:rPr>
         <w:drawing>
-          <wp:inline distT="0" distB="0" distL="0" distR="0" wp14:anchorId="09AD0250" wp14:editId="095200FE">
+          <wp:inline distT="0" distB="0" distL="0" distR="0">
             <wp:extent cx="5943600" cy="3188970"/>
             <wp:effectExtent l="0" t="0" r="0" b="0"/>
-            <wp:docPr id="1061890466" name="Picture 1"/>
-            <wp:cNvGraphicFramePr>
-              <a:graphicFrameLocks xmlns:a="http://schemas.openxmlformats.org/drawingml/2006/main" noChangeAspect="1"/>
-            </wp:cNvGraphicFramePr>
-            <a:graphic xmlns:a="http://schemas.openxmlformats.org/drawingml/2006/main">
+            <wp:docPr id="3" name="Picture 3" descr=""/>
+            <wp:cNvGraphicFramePr/>
+            <a:graphic>
               <a:graphicData uri="http://schemas.openxmlformats.org/drawingml/2006/picture">
-                <pic:pic xmlns:pic="http://schemas.openxmlformats.org/drawingml/2006/picture">
+                <pic:pic>
                   <pic:nvPicPr>
-                    <pic:cNvPr id="1061890466" name=""/>
-                    <pic:cNvPicPr/>
+                    <pic:cNvPr id="0" name="image3.png" descr=""/>
+                    <pic:cNvPicPr>
+                      <a:picLocks noChangeAspect="1" noChangeArrowheads="1"/>
+                    </pic:cNvPicPr>
                   </pic:nvPicPr>
                   <pic:blipFill>
-                    <a:blip r:embed="rId7"/>
+                    <a:blip r:embed="rId3"/>
                     <a:stretch>
                       <a:fillRect/>
                     </a:stretch>
                   </pic:blipFill>
-                  <pic:spPr>
+                  <pic:spPr bwMode="auto">
                     <a:xfrm>
                       <a:off x="0" y="0"/>
                       <a:ext cx="5943600" cy="3188970"/>
@@ -1160,7 +1010,6 @@
         </w:rPr>
       </w:pPr>
       <w:r>
-        <w:lastRenderedPageBreak/>
         <w:tab/>
       </w:r>
       <w:r>
@@ -1168,7 +1017,7 @@
           <w:sz w:val="20"/>
           <w:szCs w:val="20"/>
         </w:rPr>
-        <w:t>Figure 4</w:t>
+        <w:t xml:space="preserve">Figure 4</w:t>
       </w:r>
     </w:p>
     <w:p>
@@ -1180,27 +1029,27 @@
           <w:noProof/>
         </w:rPr>
         <w:drawing>
-          <wp:inline distT="0" distB="0" distL="0" distR="0" wp14:anchorId="4F418F50" wp14:editId="25E0ECB0">
+          <wp:inline distT="0" distB="0" distL="0" distR="0">
             <wp:extent cx="5943600" cy="3168650"/>
             <wp:effectExtent l="0" t="0" r="0" b="0"/>
-            <wp:docPr id="919219945" name="Picture 1"/>
-            <wp:cNvGraphicFramePr>
-              <a:graphicFrameLocks xmlns:a="http://schemas.openxmlformats.org/drawingml/2006/main" noChangeAspect="1"/>
-            </wp:cNvGraphicFramePr>
-            <a:graphic xmlns:a="http://schemas.openxmlformats.org/drawingml/2006/main">
+            <wp:docPr id="4" name="Picture 4" descr=""/>
+            <wp:cNvGraphicFramePr/>
+            <a:graphic>
               <a:graphicData uri="http://schemas.openxmlformats.org/drawingml/2006/picture">
-                <pic:pic xmlns:pic="http://schemas.openxmlformats.org/drawingml/2006/picture">
+                <pic:pic>
                   <pic:nvPicPr>
-                    <pic:cNvPr id="919219945" name=""/>
-                    <pic:cNvPicPr/>
+                    <pic:cNvPr id="0" name="image4.png" descr=""/>
+                    <pic:cNvPicPr>
+                      <a:picLocks noChangeAspect="1" noChangeArrowheads="1"/>
+                    </pic:cNvPicPr>
                   </pic:nvPicPr>
                   <pic:blipFill>
-                    <a:blip r:embed="rId8"/>
+                    <a:blip r:embed="rId4"/>
                     <a:stretch>
                       <a:fillRect/>
                     </a:stretch>
                   </pic:blipFill>
-                  <pic:spPr>
+                  <pic:spPr bwMode="auto">
                     <a:xfrm>
                       <a:off x="0" y="0"/>
                       <a:ext cx="5943600" cy="3168650"/>
@@ -1231,7 +1080,7 @@
           <w:sz w:val="20"/>
           <w:szCs w:val="20"/>
         </w:rPr>
-        <w:t>Figure 5</w:t>
+        <w:t xml:space="preserve">Figure 5</w:t>
       </w:r>
     </w:p>
     <w:p>
@@ -1240,27 +1089,27 @@
       </w:pPr>
       <w:r>
         <w:drawing>
-          <wp:inline distT="0" distB="0" distL="0" distR="0" wp14:anchorId="341BF004" wp14:editId="7A593CDA">
+          <wp:inline distT="0" distB="0" distL="0" distR="0">
             <wp:extent cx="5943600" cy="3172460"/>
             <wp:effectExtent l="0" t="0" r="0" b="8890"/>
-            <wp:docPr id="1342724962" name="Picture 1"/>
-            <wp:cNvGraphicFramePr>
-              <a:graphicFrameLocks xmlns:a="http://schemas.openxmlformats.org/drawingml/2006/main" noChangeAspect="1"/>
-            </wp:cNvGraphicFramePr>
-            <a:graphic xmlns:a="http://schemas.openxmlformats.org/drawingml/2006/main">
+            <wp:docPr id="5" name="Picture 5" descr=""/>
+            <wp:cNvGraphicFramePr/>
+            <a:graphic>
               <a:graphicData uri="http://schemas.openxmlformats.org/drawingml/2006/picture">
-                <pic:pic xmlns:pic="http://schemas.openxmlformats.org/drawingml/2006/picture">
+                <pic:pic>
                   <pic:nvPicPr>
-                    <pic:cNvPr id="1342724962" name=""/>
-                    <pic:cNvPicPr/>
+                    <pic:cNvPr id="0" name="image5.png" descr=""/>
+                    <pic:cNvPicPr>
+                      <a:picLocks noChangeAspect="1" noChangeArrowheads="1"/>
+                    </pic:cNvPicPr>
                   </pic:nvPicPr>
                   <pic:blipFill>
-                    <a:blip r:embed="rId9"/>
+                    <a:blip r:embed="rId5"/>
                     <a:stretch>
                       <a:fillRect/>
                     </a:stretch>
                   </pic:blipFill>
-                  <pic:spPr>
+                  <pic:spPr bwMode="auto">
                     <a:xfrm>
                       <a:off x="0" y="0"/>
                       <a:ext cx="5943600" cy="3172460"/>
@@ -1304,8 +1153,7 @@
           <w:sz w:val="20"/>
           <w:szCs w:val="20"/>
         </w:rPr>
-        <w:lastRenderedPageBreak/>
-        <w:t>Figure 6</w:t>
+        <w:t xml:space="preserve">Figure 6</w:t>
       </w:r>
     </w:p>
     <w:p>
@@ -1314,27 +1162,27 @@
       </w:pPr>
       <w:r>
         <w:drawing>
-          <wp:inline distT="0" distB="0" distL="0" distR="0" wp14:anchorId="60401F50" wp14:editId="549186AE">
+          <wp:inline distT="0" distB="0" distL="0" distR="0">
             <wp:extent cx="5943600" cy="3121025"/>
             <wp:effectExtent l="0" t="0" r="0" b="3175"/>
-            <wp:docPr id="84833108" name="Picture 1"/>
-            <wp:cNvGraphicFramePr>
-              <a:graphicFrameLocks xmlns:a="http://schemas.openxmlformats.org/drawingml/2006/main" noChangeAspect="1"/>
-            </wp:cNvGraphicFramePr>
-            <a:graphic xmlns:a="http://schemas.openxmlformats.org/drawingml/2006/main">
+            <wp:docPr id="6" name="Picture 6" descr=""/>
+            <wp:cNvGraphicFramePr/>
+            <a:graphic>
               <a:graphicData uri="http://schemas.openxmlformats.org/drawingml/2006/picture">
-                <pic:pic xmlns:pic="http://schemas.openxmlformats.org/drawingml/2006/picture">
+                <pic:pic>
                   <pic:nvPicPr>
-                    <pic:cNvPr id="84833108" name=""/>
-                    <pic:cNvPicPr/>
+                    <pic:cNvPr id="0" name="image6.png" descr=""/>
+                    <pic:cNvPicPr>
+                      <a:picLocks noChangeAspect="1" noChangeArrowheads="1"/>
+                    </pic:cNvPicPr>
                   </pic:nvPicPr>
                   <pic:blipFill>
-                    <a:blip r:embed="rId10"/>
+                    <a:blip r:embed="rId6"/>
                     <a:stretch>
                       <a:fillRect/>
                     </a:stretch>
                   </pic:blipFill>
-                  <pic:spPr>
+                  <pic:spPr bwMode="auto">
                     <a:xfrm>
                       <a:off x="0" y="0"/>
                       <a:ext cx="5943600" cy="3121025"/>
@@ -1367,128 +1215,41 @@
           <w:b/>
           <w:bCs/>
         </w:rPr>
-        <w:t>Key Findings</w:t>
-      </w:r>
-    </w:p>
-    <w:p>
-      <w:r>
-        <w:t xml:space="preserve">From the graphs </w:t>
-      </w:r>
-      <w:r>
-        <w:t xml:space="preserve">we </w:t>
-      </w:r>
-      <w:r>
-        <w:t xml:space="preserve">can </w:t>
-      </w:r>
-      <w:r>
-        <w:t>determine</w:t>
-      </w:r>
-      <w:r>
-        <w:t xml:space="preserve"> that Innova has the strongest representation of neutral putt &amp; approach discs</w:t>
-      </w:r>
-      <w:r>
-        <w:t xml:space="preserve"> (Figure 4)</w:t>
-      </w:r>
-      <w:r>
-        <w:t xml:space="preserve">.  Innova also seems to be the manufacturer of more neutral </w:t>
-      </w:r>
-      <w:r>
-        <w:t xml:space="preserve">disc </w:t>
-      </w:r>
-      <w:r>
-        <w:t>options</w:t>
-      </w:r>
-      <w:r>
-        <w:t>, almost double</w:t>
-      </w:r>
-      <w:r>
-        <w:t xml:space="preserve"> </w:t>
-      </w:r>
-      <w:r>
-        <w:t>that of</w:t>
-      </w:r>
-      <w:r>
-        <w:t xml:space="preserve"> the next top manufacturer</w:t>
-      </w:r>
-      <w:r>
-        <w:t xml:space="preserve"> (figure 1).  </w:t>
-      </w:r>
-      <w:r>
-        <w:t xml:space="preserve">The least produced mold type overall is the understable distance driver.  </w:t>
-      </w:r>
-      <w:r>
-        <w:t xml:space="preserve">Understable is also the least produced stability amongst the top 15 manufacturers.  </w:t>
-      </w:r>
-      <w:r>
-        <w:t>The most produced disc mold type is the neutral putt &amp; approach disc.</w:t>
-      </w:r>
-      <w:r>
-        <w:t xml:space="preserve">  </w:t>
-      </w:r>
-    </w:p>
-    <w:p>
-      <w:r>
-        <w:t xml:space="preserve">The top </w:t>
-      </w:r>
-      <w:r>
-        <w:t xml:space="preserve">3 </w:t>
-      </w:r>
-      <w:r>
-        <w:t>of each category based on the percentage of each respective manufacture is as follows</w:t>
-      </w:r>
-      <w:r>
-        <w:t xml:space="preserve"> (figure 5)</w:t>
-      </w:r>
-      <w:r>
-        <w:t>:</w:t>
-      </w:r>
-      <w:r>
-        <w:t xml:space="preserve"> </w:t>
+        <w:t xml:space="preserve">Key Findings</w:t>
+      </w:r>
+    </w:p>
+    <w:p>
+      <w:r>
+        <w:t xml:space="preserve">From the graphs we can determine that Innova has the strongest representation of neutral putt &amp; approach discs (Figure 4).  Innova also seems to be the manufacturer of more neutral disc options, almost double that of the next top manufacturer (figure 1).  The least produced mold type overall is the understable distance driver.  Understable is also the least produced stability amongst the top 15 manufacturers.  The most produced disc mold type is the neutral putt &amp; approach disc.  </w:t>
+      </w:r>
+    </w:p>
+    <w:p>
+      <w:r>
+        <w:t xml:space="preserve">The top 3 of each category based on the percentage of each respective manufacture is as follows (figure 5): </w:t>
       </w:r>
     </w:p>
     <w:p>
       <w:r>
         <w:tab/>
-        <w:t>Putt &amp; Approach: DGA 38.24%</w:t>
-      </w:r>
-      <w:r>
-        <w:t>, Yikun 38.1%, Innova 33.53%</w:t>
+        <w:t xml:space="preserve">Putt &amp; Approach: DGA 38.24%, Yikun 38.1%, Innova 33.53%</w:t>
       </w:r>
     </w:p>
     <w:p>
       <w:r>
         <w:tab/>
-        <w:t>Mid-Range: Innova 22.54%</w:t>
-      </w:r>
-      <w:r>
-        <w:t>, LoneStar 19.61%, Dynamic Discs 18.97%</w:t>
-      </w:r>
-      <w:r>
-        <w:t xml:space="preserve"> </w:t>
+        <w:t xml:space="preserve">Mid-Range: Innova 22.54%, LoneStar 19.61%, Dynamic Discs 18.97% </w:t>
       </w:r>
     </w:p>
     <w:p>
       <w:r>
         <w:tab/>
-        <w:t>Fairway Drivers: Axiom 34.38%</w:t>
-      </w:r>
-      <w:r>
-        <w:t xml:space="preserve">, </w:t>
-      </w:r>
-      <w:r>
-        <w:t>LoneStar 31.37%, Latitude 31.33%</w:t>
+        <w:t xml:space="preserve">Fairway Drivers: Axiom 34.38%, LoneStar 31.37%, Latitude 31.33%</w:t>
       </w:r>
     </w:p>
     <w:p>
       <w:r>
         <w:tab/>
-        <w:t>Distance Drivers: Westside Discs 34.21%</w:t>
-      </w:r>
-      <w:r>
-        <w:t>, Axiom 31.25%, Prodigy 29.41%</w:t>
-      </w:r>
-      <w:r>
-        <w:t xml:space="preserve"> </w:t>
+        <w:t xml:space="preserve">Distance Drivers: Westside Discs 34.21%, Axiom 31.25%, Prodigy 29.41% </w:t>
       </w:r>
     </w:p>
     <w:p/>
@@ -1506,48 +1267,33 @@
           <w:b/>
           <w:bCs/>
         </w:rPr>
-        <w:lastRenderedPageBreak/>
-        <w:t>Next Steps</w:t>
-      </w:r>
-      <w:r>
+        <w:t xml:space="preserve">Next Steps/Recommendations</w:t>
+      </w:r>
+    </w:p>
+    <w:p>
+      <w:r>
+        <w:t xml:space="preserve">The next steps of this data analysis would be to compile or use a top selling list for the last 5 years and to look at each manufacturer on an individual level.  With the best-selling disc dataset, we could determine what disc mold category, and stability would be the best or safest to produce and continue producing.  By inspecting individual manufacturers, we could determine what combination of flight numbers is missing in their respective product line.</w:t>
+      </w:r>
+    </w:p>
+    <w:p>
+      <w:r>
+        <w:t xml:space="preserve">Based on this initial analysis, the most competitive category is that of putt &amp; approach.  With 213 unique molds in this category, producing a unique disc here would be the most difficult. The category with the most opportunity for a unique disc is that of mid-ranges.  Only 127 unique molds in this category means designing a disc that has potential to stand out might be easier.</w:t>
+      </w:r>
+    </w:p>
+    <w:p/>
+    <w:p>
+      <w:pPr>
         <w:rPr>
           <w:b/>
           <w:bCs/>
         </w:rPr>
-        <w:t>/Recommendations</w:t>
-      </w:r>
-    </w:p>
-    <w:p>
-      <w:r>
-        <w:t>The next steps of this data analysis would be to compile or use a top selling list for the last 5 years and to look at each manufacturer on an individual level.  With the best-selling disc dataset, we could determine what disc mold category, and stability would be the best or safest to produce and continue producing.  By inspecting individual manufacturers, we could determine what combination of flight numbers is missing in their respective product line.</w:t>
-      </w:r>
-    </w:p>
-    <w:p>
-      <w:r>
-        <w:t>Based on this initial analysis, the most competitive category is that of putt &amp; approach.  With 213 unique molds in this category, producing a unique disc here would be the most difficult. The category with the most opportunity for a unique disc is that of mid-ranges.  Only 127 unique molds in this category means designing a disc that has potential to stand out might be easier.</w:t>
-      </w:r>
-    </w:p>
-    <w:p/>
-    <w:p>
-      <w:pPr>
+      </w:pPr>
+      <w:r>
         <w:rPr>
           <w:b/>
           <w:bCs/>
         </w:rPr>
-      </w:pPr>
-      <w:r>
-        <w:rPr>
-          <w:b/>
-          <w:bCs/>
-        </w:rPr>
-        <w:t>Technology</w:t>
-      </w:r>
-      <w:r>
-        <w:rPr>
-          <w:b/>
-          <w:bCs/>
-        </w:rPr>
-        <w:t xml:space="preserve"> Used</w:t>
+        <w:t xml:space="preserve">Technology Used</w:t>
       </w:r>
     </w:p>
     <w:p>
@@ -1559,7 +1305,7 @@
         </w:numPr>
       </w:pPr>
       <w:r>
-        <w:t>Python</w:t>
+        <w:t xml:space="preserve">Python</w:t>
       </w:r>
     </w:p>
     <w:p>
@@ -1571,7 +1317,7 @@
         </w:numPr>
       </w:pPr>
       <w:r>
-        <w:t>Pandas, Requests, Time, Stats</w:t>
+        <w:t xml:space="preserve">Pandas, Requests, Time, Stats</w:t>
       </w:r>
     </w:p>
     <w:p>
@@ -1583,7 +1329,7 @@
         </w:numPr>
       </w:pPr>
       <w:r>
-        <w:t>Tableau</w:t>
+        <w:t xml:space="preserve">Tableau</w:t>
       </w:r>
     </w:p>
     <w:p>
@@ -1595,7 +1341,7 @@
         </w:numPr>
       </w:pPr>
       <w:r>
-        <w:t>VS Code</w:t>
+        <w:t xml:space="preserve">VS Code</w:t>
       </w:r>
     </w:p>
     <w:p>
@@ -1607,7 +1353,7 @@
         </w:numPr>
       </w:pPr>
       <w:r>
-        <w:t>GitHub</w:t>
+        <w:t xml:space="preserve">GitHub</w:t>
       </w:r>
     </w:p>
     <w:p/>
@@ -1623,21 +1369,19 @@
           <w:b/>
           <w:bCs/>
         </w:rPr>
-        <w:t>Challenges &amp; Limitations</w:t>
-      </w:r>
-    </w:p>
-    <w:p>
-      <w:r>
-        <w:t>The main challenge with this dataset is that it is only comprised of data we can receive via web-scraping.  This is not the full list of discs in every type of plastic each manufacturer produces or in special editions of molds.  The other main challenge of this dataset is that flight numbers are assigned by the manufacturer and there is not an industry standard that is used.  Each manufacturer uses their own tests to determine the flight numbers.  This might mean some molds fit into other categories based on another manufacturer's standards.</w:t>
-      </w:r>
-      <w:r>
-        <w:t xml:space="preserve">  Another challenge of this dataset is that discs all behave slightly differently based on weight, plastic, and a host of other external factors.  This means one user might have a different experience with a particular disc mold than another user.</w:t>
+        <w:t xml:space="preserve">Challenges &amp; Limitations</w:t>
+      </w:r>
+    </w:p>
+    <w:p>
+      <w:r>
+        <w:t xml:space="preserve">The main challenge with this dataset is that it is only comprised of data we can receive via web-scraping.  This is not the full list of discs in every type of plastic each manufacturer produces or in special editions of molds.  The other main challenge of this dataset is that flight numbers are assigned by the manufacturer and there is not an industry standard that is used.  Each manufacturer uses their own tests to determine the flight numbers.  This might mean some molds fit into other categories based on another manufacturer's standards.  Another challenge of this dataset is that discs all behave slightly differently based on weight, plastic, and a host of other external factors.  This means one user might have a different experience with a particular disc mold than another user.</w:t>
       </w:r>
     </w:p>
     <w:sectPr>
+      <w:type w:val="nextPage"/>
       <w:pgSz w:w="12240" w:h="15840"/>
       <w:pgMar w:top="1440" w:right="1440" w:bottom="1440" w:left="1440" w:header="720" w:footer="720" w:gutter="0"/>
-      <w:cols w:space="720"/>
+      <w:cols w:space="720" w:num="1"/>
       <w:docGrid w:linePitch="360"/>
     </w:sectPr>
   </w:body>
@@ -1645,12 +1389,10 @@
 </file>
 
 <file path=word/numbering.xml><?xml version="1.0" encoding="utf-8"?>
-<w:numbering xmlns:wpc="http://schemas.microsoft.com/office/word/2010/wordprocessingCanvas" xmlns:cx="http://schemas.microsoft.com/office/drawing/2014/chartex" xmlns:cx1="http://schemas.microsoft.com/office/drawing/2015/9/8/chartex" xmlns:cx2="http://schemas.microsoft.com/office/drawing/2015/10/21/chartex" xmlns:cx3="http://schemas.microsoft.com/office/drawing/2016/5/9/chartex" xmlns:cx4="http://schemas.microsoft.com/office/drawing/2016/5/10/chartex" xmlns:cx5="http://schemas.microsoft.com/office/drawing/2016/5/11/chartex" xmlns:cx6="http://schemas.microsoft.com/office/drawing/2016/5/12/chartex" xmlns:cx7="http://schemas.microsoft.com/office/drawing/2016/5/13/chartex" xmlns:cx8="http://schemas.microsoft.com/office/drawing/2016/5/14/chartex" xmlns:mc="http://schemas.openxmlformats.org/markup-compatibility/2006" xmlns:aink="http://schemas.microsoft.com/office/drawing/2016/ink" xmlns:am3d="http://schemas.microsoft.com/office/drawing/2017/model3d" xmlns:o="urn:schemas-microsoft-com:office:office" xmlns:oel="http://schemas.microsoft.com/office/2019/extlst" xmlns:r="http://schemas.openxmlformats.org/officeDocument/2006/relationships" xmlns:m="http://schemas.openxmlformats.org/officeDocument/2006/math" xmlns:v="urn:schemas-microsoft-com:vml" xmlns:wp14="http://schemas.microsoft.com/office/word/2010/wordprocessingDrawing" xmlns:wp="http://schemas.openxmlformats.org/drawingml/2006/wordprocessingDrawing" xmlns:w10="urn:schemas-microsoft-com:office:word" xmlns:w="http://schemas.openxmlformats.org/wordprocessingml/2006/main" xmlns:w14="http://schemas.microsoft.com/office/word/2010/wordml" xmlns:w15="http://schemas.microsoft.com/office/word/2012/wordml" xmlns:w16cex="http://schemas.microsoft.com/office/word/2018/wordml/cex" xmlns:w16cid="http://schemas.microsoft.com/office/word/2016/wordml/cid" xmlns:w16="http://schemas.microsoft.com/office/word/2018/wordml" xmlns:w16du="http://schemas.microsoft.com/office/word/2023/wordml/word16du" xmlns:w16sdtdh="http://schemas.microsoft.com/office/word/2020/wordml/sdtdatahash" xmlns:w16sdtfl="http://schemas.microsoft.com/office/word/2024/wordml/sdtformatlock" xmlns:w16se="http://schemas.microsoft.com/office/word/2015/wordml/symex" xmlns:wpg="http://schemas.microsoft.com/office/word/2010/wordprocessingGroup" xmlns:wpi="http://schemas.microsoft.com/office/word/2010/wordprocessingInk" xmlns:wne="http://schemas.microsoft.com/office/word/2006/wordml" xmlns:wps="http://schemas.microsoft.com/office/word/2010/wordprocessingShape" mc:Ignorable="w14 w15 w16se w16cid w16 w16cex w16sdtdh w16sdtfl w16du wp14">
-  <w:abstractNum w:abstractNumId="0" w15:restartNumberingAfterBreak="0">
-    <w:nsid w:val="1FA82141"/>
-    <w:multiLevelType w:val="hybridMultilevel"/>
-    <w:tmpl w:val="F7564004"/>
-    <w:lvl w:ilvl="0" w:tplc="04090001">
+<w:numbering xmlns:w="http://schemas.openxmlformats.org/wordprocessingml/2006/main" xmlns:r="http://schemas.openxmlformats.org/officeDocument/2006/relationships" xmlns:wp="http://schemas.openxmlformats.org/drawingml/2006/wordprocessingDrawing" xmlns:a="http://schemas.openxmlformats.org/drawingml/2006/main" xmlns:c="http://schemas.openxmlformats.org/drawingml/2006/chart" xmlns:pic="http://schemas.openxmlformats.org/drawingml/2006/picture" xmlns:mc="http://schemas.openxmlformats.org/markup-compatibility/2006" xmlns:w14="http://schemas.microsoft.com/office/word/2010/wordml" xmlns:wpi="http://schemas.microsoft.com/office/word/2010/wordprocessingInk" xmlns:w15="http://schemas.microsoft.com/office/word/2012/wordml" xmlns:wp14="http://schemas.microsoft.com/office/word/2010/wordprocessingDrawing" xmlns:wps="http://schemas.microsoft.com/office/word/2010/wordprocessingShape" xmlns:wpg="http://schemas.microsoft.com/office/word/2010/wordprocessingGroup" xmlns:wpc="http://schemas.microsoft.com/office/word/2010/wordprocessingCanvas" xmlns:dgm="http://schemas.openxmlformats.org/drawingml/2006/diagram" xmlns:dsp="http://schemas.microsoft.com/office/drawing/2008/diagram" xmlns:m="http://schemas.openxmlformats.org/officeDocument/2006/math" xmlns:v="urn:schemas-microsoft-com:vml" xmlns:o="urn:schemas-microsoft-com:office:office" xmlns:w10="urn:schemas-microsoft-com:office:word" mc:Ignorable="w14 w15 wp14">
+  <w:abstractNum w:abstractNumId="0">
+    <w:multiLevelType w:val="multilevel"/>
+    <w:lvl w:ilvl="0">
       <w:start w:val="1"/>
       <w:numFmt w:val="bullet"/>
       <w:lvlText w:val=""/>
@@ -1659,10 +1401,10 @@
         <w:ind w:left="720" w:hanging="360"/>
       </w:pPr>
       <w:rPr>
-        <w:rFonts w:ascii="Symbol" w:hAnsi="Symbol" w:hint="default"/>
+        <w:rFonts w:ascii="Symbol" w:hAnsi="Symbol"/>
       </w:rPr>
     </w:lvl>
-    <w:lvl w:ilvl="1" w:tplc="04090003">
+    <w:lvl w:ilvl="1">
       <w:start w:val="1"/>
       <w:numFmt w:val="bullet"/>
       <w:lvlText w:val="o"/>
@@ -1671,10 +1413,10 @@
         <w:ind w:left="1440" w:hanging="360"/>
       </w:pPr>
       <w:rPr>
-        <w:rFonts w:ascii="Courier New" w:hAnsi="Courier New" w:cs="Courier New" w:hint="default"/>
+        <w:rFonts w:ascii="Courier New" w:hAnsi="Courier New" w:cs="Courier New"/>
       </w:rPr>
     </w:lvl>
-    <w:lvl w:ilvl="2" w:tplc="04090005" w:tentative="1">
+    <w:lvl w:ilvl="2">
       <w:start w:val="1"/>
       <w:numFmt w:val="bullet"/>
       <w:lvlText w:val=""/>
@@ -1683,10 +1425,10 @@
         <w:ind w:left="2160" w:hanging="360"/>
       </w:pPr>
       <w:rPr>
-        <w:rFonts w:ascii="Wingdings" w:hAnsi="Wingdings" w:hint="default"/>
+        <w:rFonts w:ascii="Wingdings" w:hAnsi="Wingdings"/>
       </w:rPr>
     </w:lvl>
-    <w:lvl w:ilvl="3" w:tplc="04090001" w:tentative="1">
+    <w:lvl w:ilvl="3">
       <w:start w:val="1"/>
       <w:numFmt w:val="bullet"/>
       <w:lvlText w:val=""/>
@@ -1695,10 +1437,10 @@
         <w:ind w:left="2880" w:hanging="360"/>
       </w:pPr>
       <w:rPr>
-        <w:rFonts w:ascii="Symbol" w:hAnsi="Symbol" w:hint="default"/>
+        <w:rFonts w:ascii="Symbol" w:hAnsi="Symbol"/>
       </w:rPr>
     </w:lvl>
-    <w:lvl w:ilvl="4" w:tplc="04090003" w:tentative="1">
+    <w:lvl w:ilvl="4">
       <w:start w:val="1"/>
       <w:numFmt w:val="bullet"/>
       <w:lvlText w:val="o"/>
@@ -1707,10 +1449,10 @@
         <w:ind w:left="3600" w:hanging="360"/>
       </w:pPr>
       <w:rPr>
-        <w:rFonts w:ascii="Courier New" w:hAnsi="Courier New" w:cs="Courier New" w:hint="default"/>
+        <w:rFonts w:ascii="Courier New" w:hAnsi="Courier New" w:cs="Courier New"/>
       </w:rPr>
     </w:lvl>
-    <w:lvl w:ilvl="5" w:tplc="04090005" w:tentative="1">
+    <w:lvl w:ilvl="5">
       <w:start w:val="1"/>
       <w:numFmt w:val="bullet"/>
       <w:lvlText w:val=""/>
@@ -1719,10 +1461,10 @@
         <w:ind w:left="4320" w:hanging="360"/>
       </w:pPr>
       <w:rPr>
-        <w:rFonts w:ascii="Wingdings" w:hAnsi="Wingdings" w:hint="default"/>
+        <w:rFonts w:ascii="Wingdings" w:hAnsi="Wingdings"/>
       </w:rPr>
     </w:lvl>
-    <w:lvl w:ilvl="6" w:tplc="04090001" w:tentative="1">
+    <w:lvl w:ilvl="6">
       <w:start w:val="1"/>
       <w:numFmt w:val="bullet"/>
       <w:lvlText w:val=""/>
@@ -1731,10 +1473,10 @@
         <w:ind w:left="5040" w:hanging="360"/>
       </w:pPr>
       <w:rPr>
-        <w:rFonts w:ascii="Symbol" w:hAnsi="Symbol" w:hint="default"/>
+        <w:rFonts w:ascii="Symbol" w:hAnsi="Symbol"/>
       </w:rPr>
     </w:lvl>
-    <w:lvl w:ilvl="7" w:tplc="04090003" w:tentative="1">
+    <w:lvl w:ilvl="7">
       <w:start w:val="1"/>
       <w:numFmt w:val="bullet"/>
       <w:lvlText w:val="o"/>
@@ -1743,10 +1485,10 @@
         <w:ind w:left="5760" w:hanging="360"/>
       </w:pPr>
       <w:rPr>
-        <w:rFonts w:ascii="Courier New" w:hAnsi="Courier New" w:cs="Courier New" w:hint="default"/>
+        <w:rFonts w:ascii="Courier New" w:hAnsi="Courier New" w:cs="Courier New"/>
       </w:rPr>
     </w:lvl>
-    <w:lvl w:ilvl="8" w:tplc="04090005" w:tentative="1">
+    <w:lvl w:ilvl="8">
       <w:start w:val="1"/>
       <w:numFmt w:val="bullet"/>
       <w:lvlText w:val=""/>
@@ -1755,15 +1497,13 @@
         <w:ind w:left="6480" w:hanging="360"/>
       </w:pPr>
       <w:rPr>
-        <w:rFonts w:ascii="Wingdings" w:hAnsi="Wingdings" w:hint="default"/>
+        <w:rFonts w:ascii="Wingdings" w:hAnsi="Wingdings"/>
       </w:rPr>
     </w:lvl>
   </w:abstractNum>
-  <w:abstractNum w:abstractNumId="1" w15:restartNumberingAfterBreak="0">
-    <w:nsid w:val="2C160765"/>
-    <w:multiLevelType w:val="hybridMultilevel"/>
-    <w:tmpl w:val="C548DAEA"/>
-    <w:lvl w:ilvl="0" w:tplc="0409000F">
+  <w:abstractNum w:abstractNumId="1">
+    <w:multiLevelType w:val="multilevel"/>
+    <w:lvl w:ilvl="0">
       <w:start w:val="1"/>
       <w:numFmt w:val="decimal"/>
       <w:lvlText w:val="%1."/>
@@ -1772,7 +1512,7 @@
         <w:ind w:left="720" w:hanging="360"/>
       </w:pPr>
     </w:lvl>
-    <w:lvl w:ilvl="1" w:tplc="04090019">
+    <w:lvl w:ilvl="1">
       <w:start w:val="1"/>
       <w:numFmt w:val="lowerLetter"/>
       <w:lvlText w:val="%2."/>
@@ -1781,7 +1521,7 @@
         <w:ind w:left="1440" w:hanging="360"/>
       </w:pPr>
     </w:lvl>
-    <w:lvl w:ilvl="2" w:tplc="0409001B" w:tentative="1">
+    <w:lvl w:ilvl="2">
       <w:start w:val="1"/>
       <w:numFmt w:val="lowerRoman"/>
       <w:lvlText w:val="%3."/>
@@ -1790,7 +1530,7 @@
         <w:ind w:left="2160" w:hanging="180"/>
       </w:pPr>
     </w:lvl>
-    <w:lvl w:ilvl="3" w:tplc="0409000F" w:tentative="1">
+    <w:lvl w:ilvl="3">
       <w:start w:val="1"/>
       <w:numFmt w:val="decimal"/>
       <w:lvlText w:val="%4."/>
@@ -1799,7 +1539,7 @@
         <w:ind w:left="2880" w:hanging="360"/>
       </w:pPr>
     </w:lvl>
-    <w:lvl w:ilvl="4" w:tplc="04090019" w:tentative="1">
+    <w:lvl w:ilvl="4">
       <w:start w:val="1"/>
       <w:numFmt w:val="lowerLetter"/>
       <w:lvlText w:val="%5."/>
@@ -1808,7 +1548,7 @@
         <w:ind w:left="3600" w:hanging="360"/>
       </w:pPr>
     </w:lvl>
-    <w:lvl w:ilvl="5" w:tplc="0409001B" w:tentative="1">
+    <w:lvl w:ilvl="5">
       <w:start w:val="1"/>
       <w:numFmt w:val="lowerRoman"/>
       <w:lvlText w:val="%6."/>
@@ -1817,7 +1557,7 @@
         <w:ind w:left="4320" w:hanging="180"/>
       </w:pPr>
     </w:lvl>
-    <w:lvl w:ilvl="6" w:tplc="0409000F" w:tentative="1">
+    <w:lvl w:ilvl="6">
       <w:start w:val="1"/>
       <w:numFmt w:val="decimal"/>
       <w:lvlText w:val="%7."/>
@@ -1826,7 +1566,7 @@
         <w:ind w:left="5040" w:hanging="360"/>
       </w:pPr>
     </w:lvl>
-    <w:lvl w:ilvl="7" w:tplc="04090019" w:tentative="1">
+    <w:lvl w:ilvl="7">
       <w:start w:val="1"/>
       <w:numFmt w:val="lowerLetter"/>
       <w:lvlText w:val="%8."/>
@@ -1835,7 +1575,7 @@
         <w:ind w:left="5760" w:hanging="360"/>
       </w:pPr>
     </w:lvl>
-    <w:lvl w:ilvl="8" w:tplc="0409001B" w:tentative="1">
+    <w:lvl w:ilvl="8">
       <w:start w:val="1"/>
       <w:numFmt w:val="lowerRoman"/>
       <w:lvlText w:val="%9."/>
@@ -1845,11 +1585,9 @@
       </w:pPr>
     </w:lvl>
   </w:abstractNum>
-  <w:abstractNum w:abstractNumId="2" w15:restartNumberingAfterBreak="0">
-    <w:nsid w:val="4CC607BE"/>
-    <w:multiLevelType w:val="hybridMultilevel"/>
-    <w:tmpl w:val="80745408"/>
-    <w:lvl w:ilvl="0" w:tplc="04090001">
+  <w:abstractNum w:abstractNumId="2">
+    <w:multiLevelType w:val="multilevel"/>
+    <w:lvl w:ilvl="0">
       <w:start w:val="1"/>
       <w:numFmt w:val="bullet"/>
       <w:lvlText w:val=""/>
@@ -1858,10 +1596,10 @@
         <w:ind w:left="720" w:hanging="360"/>
       </w:pPr>
       <w:rPr>
-        <w:rFonts w:ascii="Symbol" w:hAnsi="Symbol" w:hint="default"/>
+        <w:rFonts w:ascii="Symbol" w:hAnsi="Symbol"/>
       </w:rPr>
     </w:lvl>
-    <w:lvl w:ilvl="1" w:tplc="04090003" w:tentative="1">
+    <w:lvl w:ilvl="1">
       <w:start w:val="1"/>
       <w:numFmt w:val="bullet"/>
       <w:lvlText w:val="o"/>
@@ -1870,10 +1608,10 @@
         <w:ind w:left="1440" w:hanging="360"/>
       </w:pPr>
       <w:rPr>
-        <w:rFonts w:ascii="Courier New" w:hAnsi="Courier New" w:cs="Courier New" w:hint="default"/>
+        <w:rFonts w:ascii="Courier New" w:hAnsi="Courier New" w:cs="Courier New"/>
       </w:rPr>
     </w:lvl>
-    <w:lvl w:ilvl="2" w:tplc="04090005" w:tentative="1">
+    <w:lvl w:ilvl="2">
       <w:start w:val="1"/>
       <w:numFmt w:val="bullet"/>
       <w:lvlText w:val=""/>
@@ -1882,10 +1620,10 @@
         <w:ind w:left="2160" w:hanging="360"/>
       </w:pPr>
       <w:rPr>
-        <w:rFonts w:ascii="Wingdings" w:hAnsi="Wingdings" w:hint="default"/>
+        <w:rFonts w:ascii="Wingdings" w:hAnsi="Wingdings"/>
       </w:rPr>
     </w:lvl>
-    <w:lvl w:ilvl="3" w:tplc="04090001" w:tentative="1">
+    <w:lvl w:ilvl="3">
       <w:start w:val="1"/>
       <w:numFmt w:val="bullet"/>
       <w:lvlText w:val=""/>
@@ -1894,10 +1632,10 @@
         <w:ind w:left="2880" w:hanging="360"/>
       </w:pPr>
       <w:rPr>
-        <w:rFonts w:ascii="Symbol" w:hAnsi="Symbol" w:hint="default"/>
+        <w:rFonts w:ascii="Symbol" w:hAnsi="Symbol"/>
       </w:rPr>
     </w:lvl>
-    <w:lvl w:ilvl="4" w:tplc="04090003" w:tentative="1">
+    <w:lvl w:ilvl="4">
       <w:start w:val="1"/>
       <w:numFmt w:val="bullet"/>
       <w:lvlText w:val="o"/>
@@ -1906,10 +1644,10 @@
         <w:ind w:left="3600" w:hanging="360"/>
       </w:pPr>
       <w:rPr>
-        <w:rFonts w:ascii="Courier New" w:hAnsi="Courier New" w:cs="Courier New" w:hint="default"/>
+        <w:rFonts w:ascii="Courier New" w:hAnsi="Courier New" w:cs="Courier New"/>
       </w:rPr>
     </w:lvl>
-    <w:lvl w:ilvl="5" w:tplc="04090005" w:tentative="1">
+    <w:lvl w:ilvl="5">
       <w:start w:val="1"/>
       <w:numFmt w:val="bullet"/>
       <w:lvlText w:val=""/>
@@ -1918,10 +1656,10 @@
         <w:ind w:left="4320" w:hanging="360"/>
       </w:pPr>
       <w:rPr>
-        <w:rFonts w:ascii="Wingdings" w:hAnsi="Wingdings" w:hint="default"/>
+        <w:rFonts w:ascii="Wingdings" w:hAnsi="Wingdings"/>
       </w:rPr>
     </w:lvl>
-    <w:lvl w:ilvl="6" w:tplc="04090001" w:tentative="1">
+    <w:lvl w:ilvl="6">
       <w:start w:val="1"/>
       <w:numFmt w:val="bullet"/>
       <w:lvlText w:val=""/>
@@ -1930,10 +1668,10 @@
         <w:ind w:left="5040" w:hanging="360"/>
       </w:pPr>
       <w:rPr>
-        <w:rFonts w:ascii="Symbol" w:hAnsi="Symbol" w:hint="default"/>
+        <w:rFonts w:ascii="Symbol" w:hAnsi="Symbol"/>
       </w:rPr>
     </w:lvl>
-    <w:lvl w:ilvl="7" w:tplc="04090003" w:tentative="1">
+    <w:lvl w:ilvl="7">
       <w:start w:val="1"/>
       <w:numFmt w:val="bullet"/>
       <w:lvlText w:val="o"/>
@@ -1942,10 +1680,10 @@
         <w:ind w:left="5760" w:hanging="360"/>
       </w:pPr>
       <w:rPr>
-        <w:rFonts w:ascii="Courier New" w:hAnsi="Courier New" w:cs="Courier New" w:hint="default"/>
+        <w:rFonts w:ascii="Courier New" w:hAnsi="Courier New" w:cs="Courier New"/>
       </w:rPr>
     </w:lvl>
-    <w:lvl w:ilvl="8" w:tplc="04090005" w:tentative="1">
+    <w:lvl w:ilvl="8">
       <w:start w:val="1"/>
       <w:numFmt w:val="bullet"/>
       <w:lvlText w:val=""/>
@@ -1954,33 +1692,32 @@
         <w:ind w:left="6480" w:hanging="360"/>
       </w:pPr>
       <w:rPr>
-        <w:rFonts w:ascii="Wingdings" w:hAnsi="Wingdings" w:hint="default"/>
+        <w:rFonts w:ascii="Wingdings" w:hAnsi="Wingdings"/>
       </w:rPr>
     </w:lvl>
   </w:abstractNum>
-  <w:num w:numId="1" w16cid:durableId="1008824102">
+  <w:num w:numId="1">
     <w:abstractNumId w:val="2"/>
   </w:num>
-  <w:num w:numId="2" w16cid:durableId="1884636775">
+  <w:num w:numId="2">
     <w:abstractNumId w:val="1"/>
   </w:num>
-  <w:num w:numId="3" w16cid:durableId="165940828">
+  <w:num w:numId="3">
     <w:abstractNumId w:val="0"/>
   </w:num>
 </w:numbering>
 </file>
 
 <file path=word/styles.xml><?xml version="1.0" encoding="utf-8"?>
-<w:styles xmlns:mc="http://schemas.openxmlformats.org/markup-compatibility/2006" xmlns:r="http://schemas.openxmlformats.org/officeDocument/2006/relationships" xmlns:w="http://schemas.openxmlformats.org/wordprocessingml/2006/main" xmlns:w14="http://schemas.microsoft.com/office/word/2010/wordml" xmlns:w15="http://schemas.microsoft.com/office/word/2012/wordml" xmlns:w16cex="http://schemas.microsoft.com/office/word/2018/wordml/cex" xmlns:w16cid="http://schemas.microsoft.com/office/word/2016/wordml/cid" xmlns:w16="http://schemas.microsoft.com/office/word/2018/wordml" xmlns:w16du="http://schemas.microsoft.com/office/word/2023/wordml/word16du" xmlns:w16sdtdh="http://schemas.microsoft.com/office/word/2020/wordml/sdtdatahash" xmlns:w16sdtfl="http://schemas.microsoft.com/office/word/2024/wordml/sdtformatlock" xmlns:w16se="http://schemas.microsoft.com/office/word/2015/wordml/symex" mc:Ignorable="w14 w15 w16se w16cid w16 w16cex w16sdtdh w16sdtfl w16du">
+<w:styles xmlns:w="http://schemas.openxmlformats.org/wordprocessingml/2006/main" xmlns:r="http://schemas.openxmlformats.org/officeDocument/2006/relationships" xmlns:wp="http://schemas.openxmlformats.org/drawingml/2006/wordprocessingDrawing" xmlns:a="http://schemas.openxmlformats.org/drawingml/2006/main" xmlns:c="http://schemas.openxmlformats.org/drawingml/2006/chart" xmlns:pic="http://schemas.openxmlformats.org/drawingml/2006/picture" xmlns:mc="http://schemas.openxmlformats.org/markup-compatibility/2006" xmlns:w14="http://schemas.microsoft.com/office/word/2010/wordml" xmlns:wpi="http://schemas.microsoft.com/office/word/2010/wordprocessingInk" xmlns:w15="http://schemas.microsoft.com/office/word/2012/wordml" xmlns:wp14="http://schemas.microsoft.com/office/word/2010/wordprocessingDrawing" xmlns:wps="http://schemas.microsoft.com/office/word/2010/wordprocessingShape" xmlns:wpg="http://schemas.microsoft.com/office/word/2010/wordprocessingGroup" xmlns:wpc="http://schemas.microsoft.com/office/word/2010/wordprocessingCanvas" xmlns:dgm="http://schemas.openxmlformats.org/drawingml/2006/diagram" xmlns:dsp="http://schemas.microsoft.com/office/drawing/2008/diagram" xmlns:m="http://schemas.openxmlformats.org/officeDocument/2006/math" xmlns:v="urn:schemas-microsoft-com:vml" xmlns:o="urn:schemas-microsoft-com:office:office" xmlns:w10="urn:schemas-microsoft-com:office:word" mc:Ignorable="w14 w15 wp14">
   <w:docDefaults>
     <w:rPrDefault>
       <w:rPr>
-        <w:rFonts w:asciiTheme="minorHAnsi" w:eastAsiaTheme="minorHAnsi" w:hAnsiTheme="minorHAnsi" w:cstheme="minorBidi"/>
+        <w:rFonts w:ascii="Aptos" w:hAnsi="Aptos"/>
         <w:kern w:val="2"/>
         <w:sz w:val="24"/>
         <w:szCs w:val="24"/>
-        <w:lang w:val="en-US" w:eastAsia="en-US" w:bidi="ar-SA"/>
-        <w14:ligatures w14:val="standardContextual"/>
+        <w:lang w:val="en-US" w:bidi="ar-SA"/>
       </w:rPr>
     </w:rPrDefault>
     <w:pPrDefault>
@@ -1989,385 +1726,7 @@
       </w:pPr>
     </w:pPrDefault>
   </w:docDefaults>
-  <w:latentStyles w:defLockedState="0" w:defUIPriority="99" w:defSemiHidden="0" w:defUnhideWhenUsed="0" w:defQFormat="0" w:count="376">
-    <w:lsdException w:name="Normal" w:uiPriority="0" w:qFormat="1"/>
-    <w:lsdException w:name="heading 1" w:uiPriority="9" w:qFormat="1"/>
-    <w:lsdException w:name="heading 2" w:semiHidden="1" w:uiPriority="9" w:unhideWhenUsed="1" w:qFormat="1"/>
-    <w:lsdException w:name="heading 3" w:semiHidden="1" w:uiPriority="9" w:unhideWhenUsed="1" w:qFormat="1"/>
-    <w:lsdException w:name="heading 4" w:semiHidden="1" w:uiPriority="9" w:unhideWhenUsed="1" w:qFormat="1"/>
-    <w:lsdException w:name="heading 5" w:semiHidden="1" w:uiPriority="9" w:unhideWhenUsed="1" w:qFormat="1"/>
-    <w:lsdException w:name="heading 6" w:semiHidden="1" w:uiPriority="9" w:unhideWhenUsed="1" w:qFormat="1"/>
-    <w:lsdException w:name="heading 7" w:semiHidden="1" w:uiPriority="9" w:unhideWhenUsed="1" w:qFormat="1"/>
-    <w:lsdException w:name="heading 8" w:semiHidden="1" w:uiPriority="9" w:unhideWhenUsed="1" w:qFormat="1"/>
-    <w:lsdException w:name="heading 9" w:semiHidden="1" w:uiPriority="9" w:unhideWhenUsed="1" w:qFormat="1"/>
-    <w:lsdException w:name="index 1" w:semiHidden="1" w:unhideWhenUsed="1"/>
-    <w:lsdException w:name="index 2" w:semiHidden="1" w:unhideWhenUsed="1"/>
-    <w:lsdException w:name="index 3" w:semiHidden="1" w:unhideWhenUsed="1"/>
-    <w:lsdException w:name="index 4" w:semiHidden="1" w:unhideWhenUsed="1"/>
-    <w:lsdException w:name="index 5" w:semiHidden="1" w:unhideWhenUsed="1"/>
-    <w:lsdException w:name="index 6" w:semiHidden="1" w:unhideWhenUsed="1"/>
-    <w:lsdException w:name="index 7" w:semiHidden="1" w:unhideWhenUsed="1"/>
-    <w:lsdException w:name="index 8" w:semiHidden="1" w:unhideWhenUsed="1"/>
-    <w:lsdException w:name="index 9" w:semiHidden="1" w:unhideWhenUsed="1"/>
-    <w:lsdException w:name="toc 1" w:semiHidden="1" w:uiPriority="39" w:unhideWhenUsed="1"/>
-    <w:lsdException w:name="toc 2" w:semiHidden="1" w:uiPriority="39" w:unhideWhenUsed="1"/>
-    <w:lsdException w:name="toc 3" w:semiHidden="1" w:uiPriority="39" w:unhideWhenUsed="1"/>
-    <w:lsdException w:name="toc 4" w:semiHidden="1" w:uiPriority="39" w:unhideWhenUsed="1"/>
-    <w:lsdException w:name="toc 5" w:semiHidden="1" w:uiPriority="39" w:unhideWhenUsed="1"/>
-    <w:lsdException w:name="toc 6" w:semiHidden="1" w:uiPriority="39" w:unhideWhenUsed="1"/>
-    <w:lsdException w:name="toc 7" w:semiHidden="1" w:uiPriority="39" w:unhideWhenUsed="1"/>
-    <w:lsdException w:name="toc 8" w:semiHidden="1" w:uiPriority="39" w:unhideWhenUsed="1"/>
-    <w:lsdException w:name="toc 9" w:semiHidden="1" w:uiPriority="39" w:unhideWhenUsed="1"/>
-    <w:lsdException w:name="Normal Indent" w:semiHidden="1" w:unhideWhenUsed="1"/>
-    <w:lsdException w:name="footnote text" w:semiHidden="1" w:unhideWhenUsed="1"/>
-    <w:lsdException w:name="annotation text" w:semiHidden="1" w:unhideWhenUsed="1"/>
-    <w:lsdException w:name="header" w:semiHidden="1" w:unhideWhenUsed="1"/>
-    <w:lsdException w:name="footer" w:semiHidden="1" w:unhideWhenUsed="1"/>
-    <w:lsdException w:name="index heading" w:semiHidden="1" w:unhideWhenUsed="1"/>
-    <w:lsdException w:name="caption" w:semiHidden="1" w:uiPriority="35" w:unhideWhenUsed="1" w:qFormat="1"/>
-    <w:lsdException w:name="table of figures" w:semiHidden="1" w:unhideWhenUsed="1"/>
-    <w:lsdException w:name="envelope address" w:semiHidden="1" w:unhideWhenUsed="1"/>
-    <w:lsdException w:name="envelope return" w:semiHidden="1" w:unhideWhenUsed="1"/>
-    <w:lsdException w:name="footnote reference" w:semiHidden="1" w:unhideWhenUsed="1"/>
-    <w:lsdException w:name="annotation reference" w:semiHidden="1" w:unhideWhenUsed="1"/>
-    <w:lsdException w:name="line number" w:semiHidden="1" w:unhideWhenUsed="1"/>
-    <w:lsdException w:name="page number" w:semiHidden="1" w:unhideWhenUsed="1"/>
-    <w:lsdException w:name="endnote reference" w:semiHidden="1" w:unhideWhenUsed="1"/>
-    <w:lsdException w:name="endnote text" w:semiHidden="1" w:unhideWhenUsed="1"/>
-    <w:lsdException w:name="table of authorities" w:semiHidden="1" w:unhideWhenUsed="1"/>
-    <w:lsdException w:name="macro" w:semiHidden="1" w:unhideWhenUsed="1"/>
-    <w:lsdException w:name="toa heading" w:semiHidden="1" w:unhideWhenUsed="1"/>
-    <w:lsdException w:name="List" w:semiHidden="1" w:unhideWhenUsed="1"/>
-    <w:lsdException w:name="List Bullet" w:semiHidden="1" w:unhideWhenUsed="1"/>
-    <w:lsdException w:name="List Number" w:semiHidden="1" w:unhideWhenUsed="1"/>
-    <w:lsdException w:name="List 2" w:semiHidden="1" w:unhideWhenUsed="1"/>
-    <w:lsdException w:name="List 3" w:semiHidden="1" w:unhideWhenUsed="1"/>
-    <w:lsdException w:name="List 4" w:semiHidden="1" w:unhideWhenUsed="1"/>
-    <w:lsdException w:name="List 5" w:semiHidden="1" w:unhideWhenUsed="1"/>
-    <w:lsdException w:name="List Bullet 2" w:semiHidden="1" w:unhideWhenUsed="1"/>
-    <w:lsdException w:name="List Bullet 3" w:semiHidden="1" w:unhideWhenUsed="1"/>
-    <w:lsdException w:name="List Bullet 4" w:semiHidden="1" w:unhideWhenUsed="1"/>
-    <w:lsdException w:name="List Bullet 5" w:semiHidden="1" w:unhideWhenUsed="1"/>
-    <w:lsdException w:name="List Number 2" w:semiHidden="1" w:unhideWhenUsed="1"/>
-    <w:lsdException w:name="List Number 3" w:semiHidden="1" w:unhideWhenUsed="1"/>
-    <w:lsdException w:name="List Number 4" w:semiHidden="1" w:unhideWhenUsed="1"/>
-    <w:lsdException w:name="List Number 5" w:semiHidden="1" w:unhideWhenUsed="1"/>
-    <w:lsdException w:name="Title" w:uiPriority="10" w:qFormat="1"/>
-    <w:lsdException w:name="Closing" w:semiHidden="1" w:unhideWhenUsed="1"/>
-    <w:lsdException w:name="Signature" w:semiHidden="1" w:unhideWhenUsed="1"/>
-    <w:lsdException w:name="Default Paragraph Font" w:semiHidden="1" w:uiPriority="1" w:unhideWhenUsed="1"/>
-    <w:lsdException w:name="Body Text" w:semiHidden="1" w:unhideWhenUsed="1"/>
-    <w:lsdException w:name="Body Text Indent" w:semiHidden="1" w:unhideWhenUsed="1"/>
-    <w:lsdException w:name="List Continue" w:semiHidden="1" w:unhideWhenUsed="1"/>
-    <w:lsdException w:name="List Continue 2" w:semiHidden="1" w:unhideWhenUsed="1"/>
-    <w:lsdException w:name="List Continue 3" w:semiHidden="1" w:unhideWhenUsed="1"/>
-    <w:lsdException w:name="List Continue 4" w:semiHidden="1" w:unhideWhenUsed="1"/>
-    <w:lsdException w:name="List Continue 5" w:semiHidden="1" w:unhideWhenUsed="1"/>
-    <w:lsdException w:name="Message Header" w:semiHidden="1" w:unhideWhenUsed="1"/>
-    <w:lsdException w:name="Subtitle" w:uiPriority="11" w:qFormat="1"/>
-    <w:lsdException w:name="Salutation" w:semiHidden="1" w:unhideWhenUsed="1"/>
-    <w:lsdException w:name="Date" w:semiHidden="1" w:unhideWhenUsed="1"/>
-    <w:lsdException w:name="Body Text First Indent" w:semiHidden="1" w:unhideWhenUsed="1"/>
-    <w:lsdException w:name="Body Text First Indent 2" w:semiHidden="1" w:unhideWhenUsed="1"/>
-    <w:lsdException w:name="Note Heading" w:semiHidden="1" w:unhideWhenUsed="1"/>
-    <w:lsdException w:name="Body Text 2" w:semiHidden="1" w:unhideWhenUsed="1"/>
-    <w:lsdException w:name="Body Text 3" w:semiHidden="1" w:unhideWhenUsed="1"/>
-    <w:lsdException w:name="Body Text Indent 2" w:semiHidden="1" w:unhideWhenUsed="1"/>
-    <w:lsdException w:name="Body Text Indent 3" w:semiHidden="1" w:unhideWhenUsed="1"/>
-    <w:lsdException w:name="Block Text" w:semiHidden="1" w:unhideWhenUsed="1"/>
-    <w:lsdException w:name="Hyperlink" w:semiHidden="1" w:unhideWhenUsed="1"/>
-    <w:lsdException w:name="FollowedHyperlink" w:semiHidden="1" w:unhideWhenUsed="1"/>
-    <w:lsdException w:name="Strong" w:uiPriority="22" w:qFormat="1"/>
-    <w:lsdException w:name="Emphasis" w:uiPriority="20" w:qFormat="1"/>
-    <w:lsdException w:name="Document Map" w:semiHidden="1" w:unhideWhenUsed="1"/>
-    <w:lsdException w:name="Plain Text" w:semiHidden="1" w:unhideWhenUsed="1"/>
-    <w:lsdException w:name="E-mail Signature" w:semiHidden="1" w:unhideWhenUsed="1"/>
-    <w:lsdException w:name="HTML Top of Form" w:semiHidden="1" w:unhideWhenUsed="1"/>
-    <w:lsdException w:name="HTML Bottom of Form" w:semiHidden="1" w:unhideWhenUsed="1"/>
-    <w:lsdException w:name="Normal (Web)" w:semiHidden="1" w:unhideWhenUsed="1"/>
-    <w:lsdException w:name="HTML Acronym" w:semiHidden="1" w:unhideWhenUsed="1"/>
-    <w:lsdException w:name="HTML Address" w:semiHidden="1" w:unhideWhenUsed="1"/>
-    <w:lsdException w:name="HTML Cite" w:semiHidden="1" w:unhideWhenUsed="1"/>
-    <w:lsdException w:name="HTML Code" w:semiHidden="1" w:unhideWhenUsed="1"/>
-    <w:lsdException w:name="HTML Definition" w:semiHidden="1" w:unhideWhenUsed="1"/>
-    <w:lsdException w:name="HTML Keyboard" w:semiHidden="1" w:unhideWhenUsed="1"/>
-    <w:lsdException w:name="HTML Preformatted" w:semiHidden="1" w:unhideWhenUsed="1"/>
-    <w:lsdException w:name="HTML Sample" w:semiHidden="1" w:unhideWhenUsed="1"/>
-    <w:lsdException w:name="HTML Typewriter" w:semiHidden="1" w:unhideWhenUsed="1"/>
-    <w:lsdException w:name="HTML Variable" w:semiHidden="1" w:unhideWhenUsed="1"/>
-    <w:lsdException w:name="Normal Table" w:semiHidden="1" w:unhideWhenUsed="1"/>
-    <w:lsdException w:name="annotation subject" w:semiHidden="1" w:unhideWhenUsed="1"/>
-    <w:lsdException w:name="No List" w:semiHidden="1" w:unhideWhenUsed="1"/>
-    <w:lsdException w:name="Outline List 1" w:semiHidden="1" w:unhideWhenUsed="1"/>
-    <w:lsdException w:name="Outline List 2" w:semiHidden="1" w:unhideWhenUsed="1"/>
-    <w:lsdException w:name="Outline List 3" w:semiHidden="1" w:unhideWhenUsed="1"/>
-    <w:lsdException w:name="Table Simple 1" w:semiHidden="1" w:unhideWhenUsed="1"/>
-    <w:lsdException w:name="Table Simple 2" w:semiHidden="1" w:unhideWhenUsed="1"/>
-    <w:lsdException w:name="Table Simple 3" w:semiHidden="1" w:unhideWhenUsed="1"/>
-    <w:lsdException w:name="Table Classic 1" w:semiHidden="1" w:unhideWhenUsed="1"/>
-    <w:lsdException w:name="Table Classic 2" w:semiHidden="1" w:unhideWhenUsed="1"/>
-    <w:lsdException w:name="Table Classic 3" w:semiHidden="1" w:unhideWhenUsed="1"/>
-    <w:lsdException w:name="Table Classic 4" w:semiHidden="1" w:unhideWhenUsed="1"/>
-    <w:lsdException w:name="Table Colorful 1" w:semiHidden="1" w:unhideWhenUsed="1"/>
-    <w:lsdException w:name="Table Colorful 2" w:semiHidden="1" w:unhideWhenUsed="1"/>
-    <w:lsdException w:name="Table Colorful 3" w:semiHidden="1" w:unhideWhenUsed="1"/>
-    <w:lsdException w:name="Table Columns 1" w:semiHidden="1" w:unhideWhenUsed="1"/>
-    <w:lsdException w:name="Table Columns 2" w:semiHidden="1" w:unhideWhenUsed="1"/>
-    <w:lsdException w:name="Table Columns 3" w:semiHidden="1" w:unhideWhenUsed="1"/>
-    <w:lsdException w:name="Table Columns 4" w:semiHidden="1" w:unhideWhenUsed="1"/>
-    <w:lsdException w:name="Table Columns 5" w:semiHidden="1" w:unhideWhenUsed="1"/>
-    <w:lsdException w:name="Table Grid 1" w:semiHidden="1" w:unhideWhenUsed="1"/>
-    <w:lsdException w:name="Table Grid 2" w:semiHidden="1" w:unhideWhenUsed="1"/>
-    <w:lsdException w:name="Table Grid 3" w:semiHidden="1" w:unhideWhenUsed="1"/>
-    <w:lsdException w:name="Table Grid 4" w:semiHidden="1" w:unhideWhenUsed="1"/>
-    <w:lsdException w:name="Table Grid 5" w:semiHidden="1" w:unhideWhenUsed="1"/>
-    <w:lsdException w:name="Table Grid 6" w:semiHidden="1" w:unhideWhenUsed="1"/>
-    <w:lsdException w:name="Table Grid 7" w:semiHidden="1" w:unhideWhenUsed="1"/>
-    <w:lsdException w:name="Table Grid 8" w:semiHidden="1" w:unhideWhenUsed="1"/>
-    <w:lsdException w:name="Table List 1" w:semiHidden="1" w:unhideWhenUsed="1"/>
-    <w:lsdException w:name="Table List 2" w:semiHidden="1" w:unhideWhenUsed="1"/>
-    <w:lsdException w:name="Table List 3" w:semiHidden="1" w:unhideWhenUsed="1"/>
-    <w:lsdException w:name="Table List 4" w:semiHidden="1" w:unhideWhenUsed="1"/>
-    <w:lsdException w:name="Table List 5" w:semiHidden="1" w:unhideWhenUsed="1"/>
-    <w:lsdException w:name="Table List 6" w:semiHidden="1" w:unhideWhenUsed="1"/>
-    <w:lsdException w:name="Table List 7" w:semiHidden="1" w:unhideWhenUsed="1"/>
-    <w:lsdException w:name="Table List 8" w:semiHidden="1" w:unhideWhenUsed="1"/>
-    <w:lsdException w:name="Table 3D effects 1" w:semiHidden="1" w:unhideWhenUsed="1"/>
-    <w:lsdException w:name="Table 3D effects 2" w:semiHidden="1" w:unhideWhenUsed="1"/>
-    <w:lsdException w:name="Table 3D effects 3" w:semiHidden="1" w:unhideWhenUsed="1"/>
-    <w:lsdException w:name="Table Contemporary" w:semiHidden="1" w:unhideWhenUsed="1"/>
-    <w:lsdException w:name="Table Elegant" w:semiHidden="1" w:unhideWhenUsed="1"/>
-    <w:lsdException w:name="Table Professional" w:semiHidden="1" w:unhideWhenUsed="1"/>
-    <w:lsdException w:name="Table Subtle 1" w:semiHidden="1" w:unhideWhenUsed="1"/>
-    <w:lsdException w:name="Table Subtle 2" w:semiHidden="1" w:unhideWhenUsed="1"/>
-    <w:lsdException w:name="Table Web 1" w:semiHidden="1" w:unhideWhenUsed="1"/>
-    <w:lsdException w:name="Table Web 2" w:semiHidden="1" w:unhideWhenUsed="1"/>
-    <w:lsdException w:name="Table Web 3" w:semiHidden="1" w:unhideWhenUsed="1"/>
-    <w:lsdException w:name="Balloon Text" w:semiHidden="1" w:unhideWhenUsed="1"/>
-    <w:lsdException w:name="Table Grid" w:uiPriority="39"/>
-    <w:lsdException w:name="Table Theme" w:semiHidden="1" w:unhideWhenUsed="1"/>
-    <w:lsdException w:name="Placeholder Text" w:semiHidden="1"/>
-    <w:lsdException w:name="No Spacing" w:uiPriority="1" w:qFormat="1"/>
-    <w:lsdException w:name="Light Shading" w:uiPriority="60"/>
-    <w:lsdException w:name="Light List" w:uiPriority="61"/>
-    <w:lsdException w:name="Light Grid" w:uiPriority="62"/>
-    <w:lsdException w:name="Medium Shading 1" w:uiPriority="63"/>
-    <w:lsdException w:name="Medium Shading 2" w:uiPriority="64"/>
-    <w:lsdException w:name="Medium List 1" w:uiPriority="65"/>
-    <w:lsdException w:name="Medium List 2" w:uiPriority="66"/>
-    <w:lsdException w:name="Medium Grid 1" w:uiPriority="67"/>
-    <w:lsdException w:name="Medium Grid 2" w:uiPriority="68"/>
-    <w:lsdException w:name="Medium Grid 3" w:uiPriority="69"/>
-    <w:lsdException w:name="Dark List" w:uiPriority="70"/>
-    <w:lsdException w:name="Colorful Shading" w:uiPriority="71"/>
-    <w:lsdException w:name="Colorful List" w:uiPriority="72"/>
-    <w:lsdException w:name="Colorful Grid" w:uiPriority="73"/>
-    <w:lsdException w:name="Light Shading Accent 1" w:uiPriority="60"/>
-    <w:lsdException w:name="Light List Accent 1" w:uiPriority="61"/>
-    <w:lsdException w:name="Light Grid Accent 1" w:uiPriority="62"/>
-    <w:lsdException w:name="Medium Shading 1 Accent 1" w:uiPriority="63"/>
-    <w:lsdException w:name="Medium Shading 2 Accent 1" w:uiPriority="64"/>
-    <w:lsdException w:name="Medium List 1 Accent 1" w:uiPriority="65"/>
-    <w:lsdException w:name="Revision" w:semiHidden="1"/>
-    <w:lsdException w:name="List Paragraph" w:uiPriority="34" w:qFormat="1"/>
-    <w:lsdException w:name="Quote" w:uiPriority="29" w:qFormat="1"/>
-    <w:lsdException w:name="Intense Quote" w:uiPriority="30" w:qFormat="1"/>
-    <w:lsdException w:name="Medium List 2 Accent 1" w:uiPriority="66"/>
-    <w:lsdException w:name="Medium Grid 1 Accent 1" w:uiPriority="67"/>
-    <w:lsdException w:name="Medium Grid 2 Accent 1" w:uiPriority="68"/>
-    <w:lsdException w:name="Medium Grid 3 Accent 1" w:uiPriority="69"/>
-    <w:lsdException w:name="Dark List Accent 1" w:uiPriority="70"/>
-    <w:lsdException w:name="Colorful Shading Accent 1" w:uiPriority="71"/>
-    <w:lsdException w:name="Colorful List Accent 1" w:uiPriority="72"/>
-    <w:lsdException w:name="Colorful Grid Accent 1" w:uiPriority="73"/>
-    <w:lsdException w:name="Light Shading Accent 2" w:uiPriority="60"/>
-    <w:lsdException w:name="Light List Accent 2" w:uiPriority="61"/>
-    <w:lsdException w:name="Light Grid Accent 2" w:uiPriority="62"/>
-    <w:lsdException w:name="Medium Shading 1 Accent 2" w:uiPriority="63"/>
-    <w:lsdException w:name="Medium Shading 2 Accent 2" w:uiPriority="64"/>
-    <w:lsdException w:name="Medium List 1 Accent 2" w:uiPriority="65"/>
-    <w:lsdException w:name="Medium List 2 Accent 2" w:uiPriority="66"/>
-    <w:lsdException w:name="Medium Grid 1 Accent 2" w:uiPriority="67"/>
-    <w:lsdException w:name="Medium Grid 2 Accent 2" w:uiPriority="68"/>
-    <w:lsdException w:name="Medium Grid 3 Accent 2" w:uiPriority="69"/>
-    <w:lsdException w:name="Dark List Accent 2" w:uiPriority="70"/>
-    <w:lsdException w:name="Colorful Shading Accent 2" w:uiPriority="71"/>
-    <w:lsdException w:name="Colorful List Accent 2" w:uiPriority="72"/>
-    <w:lsdException w:name="Colorful Grid Accent 2" w:uiPriority="73"/>
-    <w:lsdException w:name="Light Shading Accent 3" w:uiPriority="60"/>
-    <w:lsdException w:name="Light List Accent 3" w:uiPriority="61"/>
-    <w:lsdException w:name="Light Grid Accent 3" w:uiPriority="62"/>
-    <w:lsdException w:name="Medium Shading 1 Accent 3" w:uiPriority="63"/>
-    <w:lsdException w:name="Medium Shading 2 Accent 3" w:uiPriority="64"/>
-    <w:lsdException w:name="Medium List 1 Accent 3" w:uiPriority="65"/>
-    <w:lsdException w:name="Medium List 2 Accent 3" w:uiPriority="66"/>
-    <w:lsdException w:name="Medium Grid 1 Accent 3" w:uiPriority="67"/>
-    <w:lsdException w:name="Medium Grid 2 Accent 3" w:uiPriority="68"/>
-    <w:lsdException w:name="Medium Grid 3 Accent 3" w:uiPriority="69"/>
-    <w:lsdException w:name="Dark List Accent 3" w:uiPriority="70"/>
-    <w:lsdException w:name="Colorful Shading Accent 3" w:uiPriority="71"/>
-    <w:lsdException w:name="Colorful List Accent 3" w:uiPriority="72"/>
-    <w:lsdException w:name="Colorful Grid Accent 3" w:uiPriority="73"/>
-    <w:lsdException w:name="Light Shading Accent 4" w:uiPriority="60"/>
-    <w:lsdException w:name="Light List Accent 4" w:uiPriority="61"/>
-    <w:lsdException w:name="Light Grid Accent 4" w:uiPriority="62"/>
-    <w:lsdException w:name="Medium Shading 1 Accent 4" w:uiPriority="63"/>
-    <w:lsdException w:name="Medium Shading 2 Accent 4" w:uiPriority="64"/>
-    <w:lsdException w:name="Medium List 1 Accent 4" w:uiPriority="65"/>
-    <w:lsdException w:name="Medium List 2 Accent 4" w:uiPriority="66"/>
-    <w:lsdException w:name="Medium Grid 1 Accent 4" w:uiPriority="67"/>
-    <w:lsdException w:name="Medium Grid 2 Accent 4" w:uiPriority="68"/>
-    <w:lsdException w:name="Medium Grid 3 Accent 4" w:uiPriority="69"/>
-    <w:lsdException w:name="Dark List Accent 4" w:uiPriority="70"/>
-    <w:lsdException w:name="Colorful Shading Accent 4" w:uiPriority="71"/>
-    <w:lsdException w:name="Colorful List Accent 4" w:uiPriority="72"/>
-    <w:lsdException w:name="Colorful Grid Accent 4" w:uiPriority="73"/>
-    <w:lsdException w:name="Light Shading Accent 5" w:uiPriority="60"/>
-    <w:lsdException w:name="Light List Accent 5" w:uiPriority="61"/>
-    <w:lsdException w:name="Light Grid Accent 5" w:uiPriority="62"/>
-    <w:lsdException w:name="Medium Shading 1 Accent 5" w:uiPriority="63"/>
-    <w:lsdException w:name="Medium Shading 2 Accent 5" w:uiPriority="64"/>
-    <w:lsdException w:name="Medium List 1 Accent 5" w:uiPriority="65"/>
-    <w:lsdException w:name="Medium List 2 Accent 5" w:uiPriority="66"/>
-    <w:lsdException w:name="Medium Grid 1 Accent 5" w:uiPriority="67"/>
-    <w:lsdException w:name="Medium Grid 2 Accent 5" w:uiPriority="68"/>
-    <w:lsdException w:name="Medium Grid 3 Accent 5" w:uiPriority="69"/>
-    <w:lsdException w:name="Dark List Accent 5" w:uiPriority="70"/>
-    <w:lsdException w:name="Colorful Shading Accent 5" w:uiPriority="71"/>
-    <w:lsdException w:name="Colorful List Accent 5" w:uiPriority="72"/>
-    <w:lsdException w:name="Colorful Grid Accent 5" w:uiPriority="73"/>
-    <w:lsdException w:name="Light Shading Accent 6" w:uiPriority="60"/>
-    <w:lsdException w:name="Light List Accent 6" w:uiPriority="61"/>
-    <w:lsdException w:name="Light Grid Accent 6" w:uiPriority="62"/>
-    <w:lsdException w:name="Medium Shading 1 Accent 6" w:uiPriority="63"/>
-    <w:lsdException w:name="Medium Shading 2 Accent 6" w:uiPriority="64"/>
-    <w:lsdException w:name="Medium List 1 Accent 6" w:uiPriority="65"/>
-    <w:lsdException w:name="Medium List 2 Accent 6" w:uiPriority="66"/>
-    <w:lsdException w:name="Medium Grid 1 Accent 6" w:uiPriority="67"/>
-    <w:lsdException w:name="Medium Grid 2 Accent 6" w:uiPriority="68"/>
-    <w:lsdException w:name="Medium Grid 3 Accent 6" w:uiPriority="69"/>
-    <w:lsdException w:name="Dark List Accent 6" w:uiPriority="70"/>
-    <w:lsdException w:name="Colorful Shading Accent 6" w:uiPriority="71"/>
-    <w:lsdException w:name="Colorful List Accent 6" w:uiPriority="72"/>
-    <w:lsdException w:name="Colorful Grid Accent 6" w:uiPriority="73"/>
-    <w:lsdException w:name="Subtle Emphasis" w:uiPriority="19" w:qFormat="1"/>
-    <w:lsdException w:name="Intense Emphasis" w:uiPriority="21" w:qFormat="1"/>
-    <w:lsdException w:name="Subtle Reference" w:uiPriority="31" w:qFormat="1"/>
-    <w:lsdException w:name="Intense Reference" w:uiPriority="32" w:qFormat="1"/>
-    <w:lsdException w:name="Book Title" w:uiPriority="33" w:qFormat="1"/>
-    <w:lsdException w:name="Bibliography" w:semiHidden="1" w:uiPriority="37" w:unhideWhenUsed="1"/>
-    <w:lsdException w:name="TOC Heading" w:semiHidden="1" w:uiPriority="39" w:unhideWhenUsed="1" w:qFormat="1"/>
-    <w:lsdException w:name="Plain Table 1" w:uiPriority="41"/>
-    <w:lsdException w:name="Plain Table 2" w:uiPriority="42"/>
-    <w:lsdException w:name="Plain Table 3" w:uiPriority="43"/>
-    <w:lsdException w:name="Plain Table 4" w:uiPriority="44"/>
-    <w:lsdException w:name="Plain Table 5" w:uiPriority="45"/>
-    <w:lsdException w:name="Grid Table Light" w:uiPriority="40"/>
-    <w:lsdException w:name="Grid Table 1 Light" w:uiPriority="46"/>
-    <w:lsdException w:name="Grid Table 2" w:uiPriority="47"/>
-    <w:lsdException w:name="Grid Table 3" w:uiPriority="48"/>
-    <w:lsdException w:name="Grid Table 4" w:uiPriority="49"/>
-    <w:lsdException w:name="Grid Table 5 Dark" w:uiPriority="50"/>
-    <w:lsdException w:name="Grid Table 6 Colorful" w:uiPriority="51"/>
-    <w:lsdException w:name="Grid Table 7 Colorful" w:uiPriority="52"/>
-    <w:lsdException w:name="Grid Table 1 Light Accent 1" w:uiPriority="46"/>
-    <w:lsdException w:name="Grid Table 2 Accent 1" w:uiPriority="47"/>
-    <w:lsdException w:name="Grid Table 3 Accent 1" w:uiPriority="48"/>
-    <w:lsdException w:name="Grid Table 4 Accent 1" w:uiPriority="49"/>
-    <w:lsdException w:name="Grid Table 5 Dark Accent 1" w:uiPriority="50"/>
-    <w:lsdException w:name="Grid Table 6 Colorful Accent 1" w:uiPriority="51"/>
-    <w:lsdException w:name="Grid Table 7 Colorful Accent 1" w:uiPriority="52"/>
-    <w:lsdException w:name="Grid Table 1 Light Accent 2" w:uiPriority="46"/>
-    <w:lsdException w:name="Grid Table 2 Accent 2" w:uiPriority="47"/>
-    <w:lsdException w:name="Grid Table 3 Accent 2" w:uiPriority="48"/>
-    <w:lsdException w:name="Grid Table 4 Accent 2" w:uiPriority="49"/>
-    <w:lsdException w:name="Grid Table 5 Dark Accent 2" w:uiPriority="50"/>
-    <w:lsdException w:name="Grid Table 6 Colorful Accent 2" w:uiPriority="51"/>
-    <w:lsdException w:name="Grid Table 7 Colorful Accent 2" w:uiPriority="52"/>
-    <w:lsdException w:name="Grid Table 1 Light Accent 3" w:uiPriority="46"/>
-    <w:lsdException w:name="Grid Table 2 Accent 3" w:uiPriority="47"/>
-    <w:lsdException w:name="Grid Table 3 Accent 3" w:uiPriority="48"/>
-    <w:lsdException w:name="Grid Table 4 Accent 3" w:uiPriority="49"/>
-    <w:lsdException w:name="Grid Table 5 Dark Accent 3" w:uiPriority="50"/>
-    <w:lsdException w:name="Grid Table 6 Colorful Accent 3" w:uiPriority="51"/>
-    <w:lsdException w:name="Grid Table 7 Colorful Accent 3" w:uiPriority="52"/>
-    <w:lsdException w:name="Grid Table 1 Light Accent 4" w:uiPriority="46"/>
-    <w:lsdException w:name="Grid Table 2 Accent 4" w:uiPriority="47"/>
-    <w:lsdException w:name="Grid Table 3 Accent 4" w:uiPriority="48"/>
-    <w:lsdException w:name="Grid Table 4 Accent 4" w:uiPriority="49"/>
-    <w:lsdException w:name="Grid Table 5 Dark Accent 4" w:uiPriority="50"/>
-    <w:lsdException w:name="Grid Table 6 Colorful Accent 4" w:uiPriority="51"/>
-    <w:lsdException w:name="Grid Table 7 Colorful Accent 4" w:uiPriority="52"/>
-    <w:lsdException w:name="Grid Table 1 Light Accent 5" w:uiPriority="46"/>
-    <w:lsdException w:name="Grid Table 2 Accent 5" w:uiPriority="47"/>
-    <w:lsdException w:name="Grid Table 3 Accent 5" w:uiPriority="48"/>
-    <w:lsdException w:name="Grid Table 4 Accent 5" w:uiPriority="49"/>
-    <w:lsdException w:name="Grid Table 5 Dark Accent 5" w:uiPriority="50"/>
-    <w:lsdException w:name="Grid Table 6 Colorful Accent 5" w:uiPriority="51"/>
-    <w:lsdException w:name="Grid Table 7 Colorful Accent 5" w:uiPriority="52"/>
-    <w:lsdException w:name="Grid Table 1 Light Accent 6" w:uiPriority="46"/>
-    <w:lsdException w:name="Grid Table 2 Accent 6" w:uiPriority="47"/>
-    <w:lsdException w:name="Grid Table 3 Accent 6" w:uiPriority="48"/>
-    <w:lsdException w:name="Grid Table 4 Accent 6" w:uiPriority="49"/>
-    <w:lsdException w:name="Grid Table 5 Dark Accent 6" w:uiPriority="50"/>
-    <w:lsdException w:name="Grid Table 6 Colorful Accent 6" w:uiPriority="51"/>
-    <w:lsdException w:name="Grid Table 7 Colorful Accent 6" w:uiPriority="52"/>
-    <w:lsdException w:name="List Table 1 Light" w:uiPriority="46"/>
-    <w:lsdException w:name="List Table 2" w:uiPriority="47"/>
-    <w:lsdException w:name="List Table 3" w:uiPriority="48"/>
-    <w:lsdException w:name="List Table 4" w:uiPriority="49"/>
-    <w:lsdException w:name="List Table 5 Dark" w:uiPriority="50"/>
-    <w:lsdException w:name="List Table 6 Colorful" w:uiPriority="51"/>
-    <w:lsdException w:name="List Table 7 Colorful" w:uiPriority="52"/>
-    <w:lsdException w:name="List Table 1 Light Accent 1" w:uiPriority="46"/>
-    <w:lsdException w:name="List Table 2 Accent 1" w:uiPriority="47"/>
-    <w:lsdException w:name="List Table 3 Accent 1" w:uiPriority="48"/>
-    <w:lsdException w:name="List Table 4 Accent 1" w:uiPriority="49"/>
-    <w:lsdException w:name="List Table 5 Dark Accent 1" w:uiPriority="50"/>
-    <w:lsdException w:name="List Table 6 Colorful Accent 1" w:uiPriority="51"/>
-    <w:lsdException w:name="List Table 7 Colorful Accent 1" w:uiPriority="52"/>
-    <w:lsdException w:name="List Table 1 Light Accent 2" w:uiPriority="46"/>
-    <w:lsdException w:name="List Table 2 Accent 2" w:uiPriority="47"/>
-    <w:lsdException w:name="List Table 3 Accent 2" w:uiPriority="48"/>
-    <w:lsdException w:name="List Table 4 Accent 2" w:uiPriority="49"/>
-    <w:lsdException w:name="List Table 5 Dark Accent 2" w:uiPriority="50"/>
-    <w:lsdException w:name="List Table 6 Colorful Accent 2" w:uiPriority="51"/>
-    <w:lsdException w:name="List Table 7 Colorful Accent 2" w:uiPriority="52"/>
-    <w:lsdException w:name="List Table 1 Light Accent 3" w:uiPriority="46"/>
-    <w:lsdException w:name="List Table 2 Accent 3" w:uiPriority="47"/>
-    <w:lsdException w:name="List Table 3 Accent 3" w:uiPriority="48"/>
-    <w:lsdException w:name="List Table 4 Accent 3" w:uiPriority="49"/>
-    <w:lsdException w:name="List Table 5 Dark Accent 3" w:uiPriority="50"/>
-    <w:lsdException w:name="List Table 6 Colorful Accent 3" w:uiPriority="51"/>
-    <w:lsdException w:name="List Table 7 Colorful Accent 3" w:uiPriority="52"/>
-    <w:lsdException w:name="List Table 1 Light Accent 4" w:uiPriority="46"/>
-    <w:lsdException w:name="List Table 2 Accent 4" w:uiPriority="47"/>
-    <w:lsdException w:name="List Table 3 Accent 4" w:uiPriority="48"/>
-    <w:lsdException w:name="List Table 4 Accent 4" w:uiPriority="49"/>
-    <w:lsdException w:name="List Table 5 Dark Accent 4" w:uiPriority="50"/>
-    <w:lsdException w:name="List Table 6 Colorful Accent 4" w:uiPriority="51"/>
-    <w:lsdException w:name="List Table 7 Colorful Accent 4" w:uiPriority="52"/>
-    <w:lsdException w:name="List Table 1 Light Accent 5" w:uiPriority="46"/>
-    <w:lsdException w:name="List Table 2 Accent 5" w:uiPriority="47"/>
-    <w:lsdException w:name="List Table 3 Accent 5" w:uiPriority="48"/>
-    <w:lsdException w:name="List Table 4 Accent 5" w:uiPriority="49"/>
-    <w:lsdException w:name="List Table 5 Dark Accent 5" w:uiPriority="50"/>
-    <w:lsdException w:name="List Table 6 Colorful Accent 5" w:uiPriority="51"/>
-    <w:lsdException w:name="List Table 7 Colorful Accent 5" w:uiPriority="52"/>
-    <w:lsdException w:name="List Table 1 Light Accent 6" w:uiPriority="46"/>
-    <w:lsdException w:name="List Table 2 Accent 6" w:uiPriority="47"/>
-    <w:lsdException w:name="List Table 3 Accent 6" w:uiPriority="48"/>
-    <w:lsdException w:name="List Table 4 Accent 6" w:uiPriority="49"/>
-    <w:lsdException w:name="List Table 5 Dark Accent 6" w:uiPriority="50"/>
-    <w:lsdException w:name="List Table 6 Colorful Accent 6" w:uiPriority="51"/>
-    <w:lsdException w:name="List Table 7 Colorful Accent 6" w:uiPriority="52"/>
-    <w:lsdException w:name="Mention" w:semiHidden="1" w:unhideWhenUsed="1"/>
-    <w:lsdException w:name="Smart Hyperlink" w:semiHidden="1" w:unhideWhenUsed="1"/>
-    <w:lsdException w:name="Hashtag" w:semiHidden="1" w:unhideWhenUsed="1"/>
-    <w:lsdException w:name="Unresolved Mention" w:semiHidden="1" w:unhideWhenUsed="1"/>
-    <w:lsdException w:name="Smart Link" w:semiHidden="1" w:unhideWhenUsed="1"/>
-  </w:latentStyles>
-  <w:style w:type="paragraph" w:default="1" w:styleId="Normal">
+  <w:style w:type="paragraph" w:styleId="Normal" w:default="1">
     <w:name w:val="Normal"/>
     <w:qFormat/>
   </w:style>
@@ -2378,7 +1737,6 @@
     <w:link w:val="Heading1Char"/>
     <w:uiPriority w:val="9"/>
     <w:qFormat/>
-    <w:rsid w:val="008B2F32"/>
     <w:pPr>
       <w:keepNext/>
       <w:keepLines/>
@@ -2386,8 +1744,8 @@
       <w:outlineLvl w:val="0"/>
     </w:pPr>
     <w:rPr>
-      <w:rFonts w:asciiTheme="majorHAnsi" w:eastAsiaTheme="majorEastAsia" w:hAnsiTheme="majorHAnsi" w:cstheme="majorBidi"/>
-      <w:color w:val="0F4761" w:themeColor="accent1" w:themeShade="BF"/>
+      <w:rFonts w:ascii="Aptos Display" w:hAnsi="Aptos Display"/>
+      <w:color w:val="104861"/>
       <w:sz w:val="40"/>
       <w:szCs w:val="40"/>
     </w:rPr>
@@ -2401,7 +1759,6 @@
     <w:semiHidden/>
     <w:unhideWhenUsed/>
     <w:qFormat/>
-    <w:rsid w:val="008B2F32"/>
     <w:pPr>
       <w:keepNext/>
       <w:keepLines/>
@@ -2409,8 +1766,8 @@
       <w:outlineLvl w:val="1"/>
     </w:pPr>
     <w:rPr>
-      <w:rFonts w:asciiTheme="majorHAnsi" w:eastAsiaTheme="majorEastAsia" w:hAnsiTheme="majorHAnsi" w:cstheme="majorBidi"/>
-      <w:color w:val="0F4761" w:themeColor="accent1" w:themeShade="BF"/>
+      <w:rFonts w:ascii="Aptos Display" w:hAnsi="Aptos Display"/>
+      <w:color w:val="104861"/>
       <w:sz w:val="32"/>
       <w:szCs w:val="32"/>
     </w:rPr>
@@ -2424,7 +1781,6 @@
     <w:semiHidden/>
     <w:unhideWhenUsed/>
     <w:qFormat/>
-    <w:rsid w:val="008B2F32"/>
     <w:pPr>
       <w:keepNext/>
       <w:keepLines/>
@@ -2432,8 +1788,7 @@
       <w:outlineLvl w:val="2"/>
     </w:pPr>
     <w:rPr>
-      <w:rFonts w:eastAsiaTheme="majorEastAsia" w:cstheme="majorBidi"/>
-      <w:color w:val="0F4761" w:themeColor="accent1" w:themeShade="BF"/>
+      <w:color w:val="104861"/>
       <w:sz w:val="28"/>
       <w:szCs w:val="28"/>
     </w:rPr>
@@ -2447,7 +1802,6 @@
     <w:semiHidden/>
     <w:unhideWhenUsed/>
     <w:qFormat/>
-    <w:rsid w:val="008B2F32"/>
     <w:pPr>
       <w:keepNext/>
       <w:keepLines/>
@@ -2455,10 +1809,9 @@
       <w:outlineLvl w:val="3"/>
     </w:pPr>
     <w:rPr>
-      <w:rFonts w:eastAsiaTheme="majorEastAsia" w:cstheme="majorBidi"/>
       <w:i/>
       <w:iCs/>
-      <w:color w:val="0F4761" w:themeColor="accent1" w:themeShade="BF"/>
+      <w:color w:val="104861"/>
     </w:rPr>
   </w:style>
   <w:style w:type="paragraph" w:styleId="Heading5">
@@ -2470,7 +1823,6 @@
     <w:semiHidden/>
     <w:unhideWhenUsed/>
     <w:qFormat/>
-    <w:rsid w:val="008B2F32"/>
     <w:pPr>
       <w:keepNext/>
       <w:keepLines/>
@@ -2478,8 +1830,7 @@
       <w:outlineLvl w:val="4"/>
     </w:pPr>
     <w:rPr>
-      <w:rFonts w:eastAsiaTheme="majorEastAsia" w:cstheme="majorBidi"/>
-      <w:color w:val="0F4761" w:themeColor="accent1" w:themeShade="BF"/>
+      <w:color w:val="104861"/>
     </w:rPr>
   </w:style>
   <w:style w:type="paragraph" w:styleId="Heading6">
@@ -2491,7 +1842,6 @@
     <w:semiHidden/>
     <w:unhideWhenUsed/>
     <w:qFormat/>
-    <w:rsid w:val="008B2F32"/>
     <w:pPr>
       <w:keepNext/>
       <w:keepLines/>
@@ -2499,10 +1849,9 @@
       <w:outlineLvl w:val="5"/>
     </w:pPr>
     <w:rPr>
-      <w:rFonts w:eastAsiaTheme="majorEastAsia" w:cstheme="majorBidi"/>
       <w:i/>
       <w:iCs/>
-      <w:color w:val="595959" w:themeColor="text1" w:themeTint="A6"/>
+      <w:color w:val="595959"/>
     </w:rPr>
   </w:style>
   <w:style w:type="paragraph" w:styleId="Heading7">
@@ -2514,7 +1863,6 @@
     <w:semiHidden/>
     <w:unhideWhenUsed/>
     <w:qFormat/>
-    <w:rsid w:val="008B2F32"/>
     <w:pPr>
       <w:keepNext/>
       <w:keepLines/>
@@ -2522,8 +1870,7 @@
       <w:outlineLvl w:val="6"/>
     </w:pPr>
     <w:rPr>
-      <w:rFonts w:eastAsiaTheme="majorEastAsia" w:cstheme="majorBidi"/>
-      <w:color w:val="595959" w:themeColor="text1" w:themeTint="A6"/>
+      <w:color w:val="595959"/>
     </w:rPr>
   </w:style>
   <w:style w:type="paragraph" w:styleId="Heading8">
@@ -2535,7 +1882,6 @@
     <w:semiHidden/>
     <w:unhideWhenUsed/>
     <w:qFormat/>
-    <w:rsid w:val="008B2F32"/>
     <w:pPr>
       <w:keepNext/>
       <w:keepLines/>
@@ -2543,10 +1889,9 @@
       <w:outlineLvl w:val="7"/>
     </w:pPr>
     <w:rPr>
-      <w:rFonts w:eastAsiaTheme="majorEastAsia" w:cstheme="majorBidi"/>
       <w:i/>
       <w:iCs/>
-      <w:color w:val="272727" w:themeColor="text1" w:themeTint="D8"/>
+      <w:color w:val="272727"/>
     </w:rPr>
   </w:style>
   <w:style w:type="paragraph" w:styleId="Heading9">
@@ -2558,7 +1903,6 @@
     <w:semiHidden/>
     <w:unhideWhenUsed/>
     <w:qFormat/>
-    <w:rsid w:val="008B2F32"/>
     <w:pPr>
       <w:keepNext/>
       <w:keepLines/>
@@ -2566,23 +1910,21 @@
       <w:outlineLvl w:val="8"/>
     </w:pPr>
     <w:rPr>
-      <w:rFonts w:eastAsiaTheme="majorEastAsia" w:cstheme="majorBidi"/>
-      <w:color w:val="272727" w:themeColor="text1" w:themeTint="D8"/>
-    </w:rPr>
-  </w:style>
-  <w:style w:type="character" w:default="1" w:styleId="DefaultParagraphFont">
+      <w:color w:val="272727"/>
+    </w:rPr>
+  </w:style>
+  <w:style w:type="character" w:styleId="DefaultParagraphFont" w:default="1">
     <w:name w:val="Default Paragraph Font"/>
     <w:uiPriority w:val="1"/>
     <w:semiHidden/>
     <w:unhideWhenUsed/>
   </w:style>
-  <w:style w:type="table" w:default="1" w:styleId="TableNormal">
+  <w:style w:type="table" w:styleId="TableNormal" w:default="1">
     <w:name w:val="Normal Table"/>
     <w:uiPriority w:val="99"/>
     <w:semiHidden/>
     <w:unhideWhenUsed/>
     <w:tblPr>
-      <w:tblInd w:w="0" w:type="dxa"/>
       <w:tblCellMar>
         <w:top w:w="0" w:type="dxa"/>
         <w:left w:w="108" w:type="dxa"/>
@@ -2591,129 +1933,121 @@
       </w:tblCellMar>
     </w:tblPr>
   </w:style>
-  <w:style w:type="numbering" w:default="1" w:styleId="NoList">
+  <w:style w:type="numbering" w:styleId="NoList" w:default="1">
     <w:name w:val="No List"/>
     <w:uiPriority w:val="99"/>
     <w:semiHidden/>
     <w:unhideWhenUsed/>
   </w:style>
-  <w:style w:type="character" w:customStyle="1" w:styleId="Heading1Char">
+  <w:style w:type="character" w:styleId="Heading1Char" w:customStyle="1">
     <w:name w:val="Heading 1 Char"/>
     <w:basedOn w:val="DefaultParagraphFont"/>
     <w:link w:val="Heading1"/>
     <w:uiPriority w:val="9"/>
-    <w:rsid w:val="008B2F32"/>
-    <w:rPr>
-      <w:rFonts w:asciiTheme="majorHAnsi" w:eastAsiaTheme="majorEastAsia" w:hAnsiTheme="majorHAnsi" w:cstheme="majorBidi"/>
-      <w:color w:val="0F4761" w:themeColor="accent1" w:themeShade="BF"/>
+    <w:rPr>
+      <w:rFonts w:ascii="Aptos Display" w:hAnsi="Aptos Display"/>
+      <w:color w:val="104861"/>
       <w:sz w:val="40"/>
       <w:szCs w:val="40"/>
     </w:rPr>
   </w:style>
-  <w:style w:type="character" w:customStyle="1" w:styleId="Heading2Char">
+  <w:style w:type="character" w:styleId="Heading2Char" w:customStyle="1">
     <w:name w:val="Heading 2 Char"/>
     <w:basedOn w:val="DefaultParagraphFont"/>
     <w:link w:val="Heading2"/>
     <w:uiPriority w:val="9"/>
     <w:semiHidden/>
-    <w:rsid w:val="008B2F32"/>
-    <w:rPr>
-      <w:rFonts w:asciiTheme="majorHAnsi" w:eastAsiaTheme="majorEastAsia" w:hAnsiTheme="majorHAnsi" w:cstheme="majorBidi"/>
-      <w:color w:val="0F4761" w:themeColor="accent1" w:themeShade="BF"/>
+    <w:unhideWhenUsed/>
+    <w:rPr>
+      <w:rFonts w:ascii="Aptos Display" w:hAnsi="Aptos Display"/>
+      <w:color w:val="104861"/>
       <w:sz w:val="32"/>
       <w:szCs w:val="32"/>
     </w:rPr>
   </w:style>
-  <w:style w:type="character" w:customStyle="1" w:styleId="Heading3Char">
+  <w:style w:type="character" w:styleId="Heading3Char" w:customStyle="1">
     <w:name w:val="Heading 3 Char"/>
     <w:basedOn w:val="DefaultParagraphFont"/>
     <w:link w:val="Heading3"/>
     <w:uiPriority w:val="9"/>
     <w:semiHidden/>
-    <w:rsid w:val="008B2F32"/>
-    <w:rPr>
-      <w:rFonts w:eastAsiaTheme="majorEastAsia" w:cstheme="majorBidi"/>
-      <w:color w:val="0F4761" w:themeColor="accent1" w:themeShade="BF"/>
+    <w:unhideWhenUsed/>
+    <w:rPr>
+      <w:color w:val="104861"/>
       <w:sz w:val="28"/>
       <w:szCs w:val="28"/>
     </w:rPr>
   </w:style>
-  <w:style w:type="character" w:customStyle="1" w:styleId="Heading4Char">
+  <w:style w:type="character" w:styleId="Heading4Char" w:customStyle="1">
     <w:name w:val="Heading 4 Char"/>
     <w:basedOn w:val="DefaultParagraphFont"/>
     <w:link w:val="Heading4"/>
     <w:uiPriority w:val="9"/>
     <w:semiHidden/>
-    <w:rsid w:val="008B2F32"/>
-    <w:rPr>
-      <w:rFonts w:eastAsiaTheme="majorEastAsia" w:cstheme="majorBidi"/>
+    <w:unhideWhenUsed/>
+    <w:rPr>
       <w:i/>
       <w:iCs/>
-      <w:color w:val="0F4761" w:themeColor="accent1" w:themeShade="BF"/>
-    </w:rPr>
-  </w:style>
-  <w:style w:type="character" w:customStyle="1" w:styleId="Heading5Char">
+      <w:color w:val="104861"/>
+    </w:rPr>
+  </w:style>
+  <w:style w:type="character" w:styleId="Heading5Char" w:customStyle="1">
     <w:name w:val="Heading 5 Char"/>
     <w:basedOn w:val="DefaultParagraphFont"/>
     <w:link w:val="Heading5"/>
     <w:uiPriority w:val="9"/>
     <w:semiHidden/>
-    <w:rsid w:val="008B2F32"/>
-    <w:rPr>
-      <w:rFonts w:eastAsiaTheme="majorEastAsia" w:cstheme="majorBidi"/>
-      <w:color w:val="0F4761" w:themeColor="accent1" w:themeShade="BF"/>
-    </w:rPr>
-  </w:style>
-  <w:style w:type="character" w:customStyle="1" w:styleId="Heading6Char">
+    <w:unhideWhenUsed/>
+    <w:rPr>
+      <w:color w:val="104861"/>
+    </w:rPr>
+  </w:style>
+  <w:style w:type="character" w:styleId="Heading6Char" w:customStyle="1">
     <w:name w:val="Heading 6 Char"/>
     <w:basedOn w:val="DefaultParagraphFont"/>
     <w:link w:val="Heading6"/>
     <w:uiPriority w:val="9"/>
     <w:semiHidden/>
-    <w:rsid w:val="008B2F32"/>
-    <w:rPr>
-      <w:rFonts w:eastAsiaTheme="majorEastAsia" w:cstheme="majorBidi"/>
+    <w:unhideWhenUsed/>
+    <w:rPr>
       <w:i/>
       <w:iCs/>
-      <w:color w:val="595959" w:themeColor="text1" w:themeTint="A6"/>
-    </w:rPr>
-  </w:style>
-  <w:style w:type="character" w:customStyle="1" w:styleId="Heading7Char">
+      <w:color w:val="595959"/>
+    </w:rPr>
+  </w:style>
+  <w:style w:type="character" w:styleId="Heading7Char" w:customStyle="1">
     <w:name w:val="Heading 7 Char"/>
     <w:basedOn w:val="DefaultParagraphFont"/>
     <w:link w:val="Heading7"/>
     <w:uiPriority w:val="9"/>
     <w:semiHidden/>
-    <w:rsid w:val="008B2F32"/>
-    <w:rPr>
-      <w:rFonts w:eastAsiaTheme="majorEastAsia" w:cstheme="majorBidi"/>
-      <w:color w:val="595959" w:themeColor="text1" w:themeTint="A6"/>
-    </w:rPr>
-  </w:style>
-  <w:style w:type="character" w:customStyle="1" w:styleId="Heading8Char">
+    <w:unhideWhenUsed/>
+    <w:rPr>
+      <w:color w:val="595959"/>
+    </w:rPr>
+  </w:style>
+  <w:style w:type="character" w:styleId="Heading8Char" w:customStyle="1">
     <w:name w:val="Heading 8 Char"/>
     <w:basedOn w:val="DefaultParagraphFont"/>
     <w:link w:val="Heading8"/>
     <w:uiPriority w:val="9"/>
     <w:semiHidden/>
-    <w:rsid w:val="008B2F32"/>
-    <w:rPr>
-      <w:rFonts w:eastAsiaTheme="majorEastAsia" w:cstheme="majorBidi"/>
+    <w:unhideWhenUsed/>
+    <w:rPr>
       <w:i/>
       <w:iCs/>
-      <w:color w:val="272727" w:themeColor="text1" w:themeTint="D8"/>
-    </w:rPr>
-  </w:style>
-  <w:style w:type="character" w:customStyle="1" w:styleId="Heading9Char">
+      <w:color w:val="272727"/>
+    </w:rPr>
+  </w:style>
+  <w:style w:type="character" w:styleId="Heading9Char" w:customStyle="1">
     <w:name w:val="Heading 9 Char"/>
     <w:basedOn w:val="DefaultParagraphFont"/>
     <w:link w:val="Heading9"/>
     <w:uiPriority w:val="9"/>
     <w:semiHidden/>
-    <w:rsid w:val="008B2F32"/>
-    <w:rPr>
-      <w:rFonts w:eastAsiaTheme="majorEastAsia" w:cstheme="majorBidi"/>
-      <w:color w:val="272727" w:themeColor="text1" w:themeTint="D8"/>
+    <w:unhideWhenUsed/>
+    <w:rPr>
+      <w:color w:val="272727"/>
     </w:rPr>
   </w:style>
   <w:style w:type="paragraph" w:styleId="Title">
@@ -2723,27 +2057,25 @@
     <w:link w:val="TitleChar"/>
     <w:uiPriority w:val="10"/>
     <w:qFormat/>
-    <w:rsid w:val="008B2F32"/>
     <w:pPr>
       <w:spacing w:after="80" w:line="240" w:lineRule="auto"/>
       <w:contextualSpacing/>
     </w:pPr>
     <w:rPr>
-      <w:rFonts w:asciiTheme="majorHAnsi" w:eastAsiaTheme="majorEastAsia" w:hAnsiTheme="majorHAnsi" w:cstheme="majorBidi"/>
+      <w:rFonts w:ascii="Aptos Display" w:hAnsi="Aptos Display"/>
       <w:spacing w:val="-10"/>
       <w:kern w:val="28"/>
       <w:sz w:val="56"/>
       <w:szCs w:val="56"/>
     </w:rPr>
   </w:style>
-  <w:style w:type="character" w:customStyle="1" w:styleId="TitleChar">
+  <w:style w:type="character" w:styleId="TitleChar" w:customStyle="1">
     <w:name w:val="Title Char"/>
     <w:basedOn w:val="DefaultParagraphFont"/>
     <w:link w:val="Title"/>
     <w:uiPriority w:val="10"/>
-    <w:rsid w:val="008B2F32"/>
-    <w:rPr>
-      <w:rFonts w:asciiTheme="majorHAnsi" w:eastAsiaTheme="majorEastAsia" w:hAnsiTheme="majorHAnsi" w:cstheme="majorBidi"/>
+    <w:rPr>
+      <w:rFonts w:ascii="Aptos Display" w:hAnsi="Aptos Display"/>
       <w:spacing w:val="-10"/>
       <w:kern w:val="28"/>
       <w:sz w:val="56"/>
@@ -2757,29 +2089,20 @@
     <w:link w:val="SubtitleChar"/>
     <w:uiPriority w:val="11"/>
     <w:qFormat/>
-    <w:rsid w:val="008B2F32"/>
-    <w:pPr>
-      <w:numPr>
-        <w:ilvl w:val="1"/>
-      </w:numPr>
-    </w:pPr>
-    <w:rPr>
-      <w:rFonts w:eastAsiaTheme="majorEastAsia" w:cstheme="majorBidi"/>
-      <w:color w:val="595959" w:themeColor="text1" w:themeTint="A6"/>
+    <w:rPr>
+      <w:color w:val="595959"/>
       <w:spacing w:val="15"/>
       <w:sz w:val="28"/>
       <w:szCs w:val="28"/>
     </w:rPr>
   </w:style>
-  <w:style w:type="character" w:customStyle="1" w:styleId="SubtitleChar">
+  <w:style w:type="character" w:styleId="SubtitleChar" w:customStyle="1">
     <w:name w:val="Subtitle Char"/>
     <w:basedOn w:val="DefaultParagraphFont"/>
     <w:link w:val="Subtitle"/>
     <w:uiPriority w:val="11"/>
-    <w:rsid w:val="008B2F32"/>
-    <w:rPr>
-      <w:rFonts w:eastAsiaTheme="majorEastAsia" w:cstheme="majorBidi"/>
-      <w:color w:val="595959" w:themeColor="text1" w:themeTint="A6"/>
+    <w:rPr>
+      <w:color w:val="595959"/>
       <w:spacing w:val="15"/>
       <w:sz w:val="28"/>
       <w:szCs w:val="28"/>
@@ -2792,7 +2115,6 @@
     <w:link w:val="QuoteChar"/>
     <w:uiPriority w:val="29"/>
     <w:qFormat/>
-    <w:rsid w:val="008B2F32"/>
     <w:pPr>
       <w:spacing w:before="160"/>
       <w:jc w:val="center"/>
@@ -2800,19 +2122,18 @@
     <w:rPr>
       <w:i/>
       <w:iCs/>
-      <w:color w:val="404040" w:themeColor="text1" w:themeTint="BF"/>
-    </w:rPr>
-  </w:style>
-  <w:style w:type="character" w:customStyle="1" w:styleId="QuoteChar">
+      <w:color w:val="404040"/>
+    </w:rPr>
+  </w:style>
+  <w:style w:type="character" w:styleId="QuoteChar" w:customStyle="1">
     <w:name w:val="Quote Char"/>
     <w:basedOn w:val="DefaultParagraphFont"/>
     <w:link w:val="Quote"/>
     <w:uiPriority w:val="29"/>
-    <w:rsid w:val="008B2F32"/>
     <w:rPr>
       <w:i/>
       <w:iCs/>
-      <w:color w:val="404040" w:themeColor="text1" w:themeTint="BF"/>
+      <w:color w:val="404040"/>
     </w:rPr>
   </w:style>
   <w:style w:type="paragraph" w:styleId="ListParagraph">
@@ -2820,7 +2141,6 @@
     <w:basedOn w:val="Normal"/>
     <w:uiPriority w:val="34"/>
     <w:qFormat/>
-    <w:rsid w:val="008B2F32"/>
     <w:pPr>
       <w:ind w:left="720"/>
       <w:contextualSpacing/>
@@ -2831,11 +2151,10 @@
     <w:basedOn w:val="DefaultParagraphFont"/>
     <w:uiPriority w:val="21"/>
     <w:qFormat/>
-    <w:rsid w:val="008B2F32"/>
     <w:rPr>
       <w:i/>
       <w:iCs/>
-      <w:color w:val="0F4761" w:themeColor="accent1" w:themeShade="BF"/>
+      <w:color w:val="104861"/>
     </w:rPr>
   </w:style>
   <w:style w:type="paragraph" w:styleId="IntenseQuote">
@@ -2845,11 +2164,10 @@
     <w:link w:val="IntenseQuoteChar"/>
     <w:uiPriority w:val="30"/>
     <w:qFormat/>
-    <w:rsid w:val="008B2F32"/>
     <w:pPr>
       <w:pBdr>
-        <w:top w:val="single" w:sz="4" w:space="10" w:color="0F4761" w:themeColor="accent1" w:themeShade="BF"/>
-        <w:bottom w:val="single" w:sz="4" w:space="10" w:color="0F4761" w:themeColor="accent1" w:themeShade="BF"/>
+        <w:top w:val="single" w:sz="4" w:space="10" w:color="0F4761"/>
+        <w:bottom w:val="single" w:sz="4" w:space="10" w:color="0F4761"/>
       </w:pBdr>
       <w:spacing w:before="360" w:after="360"/>
       <w:ind w:left="864" w:right="864"/>
@@ -2858,19 +2176,18 @@
     <w:rPr>
       <w:i/>
       <w:iCs/>
-      <w:color w:val="0F4761" w:themeColor="accent1" w:themeShade="BF"/>
-    </w:rPr>
-  </w:style>
-  <w:style w:type="character" w:customStyle="1" w:styleId="IntenseQuoteChar">
+      <w:color w:val="104861"/>
+    </w:rPr>
+  </w:style>
+  <w:style w:type="character" w:styleId="IntenseQuoteChar" w:customStyle="1">
     <w:name w:val="Intense Quote Char"/>
     <w:basedOn w:val="DefaultParagraphFont"/>
     <w:link w:val="IntenseQuote"/>
     <w:uiPriority w:val="30"/>
-    <w:rsid w:val="008B2F32"/>
     <w:rPr>
       <w:i/>
       <w:iCs/>
-      <w:color w:val="0F4761" w:themeColor="accent1" w:themeShade="BF"/>
+      <w:color w:val="104861"/>
     </w:rPr>
   </w:style>
   <w:style w:type="character" w:styleId="IntenseReference">
@@ -2878,12 +2195,11 @@
     <w:basedOn w:val="DefaultParagraphFont"/>
     <w:uiPriority w:val="32"/>
     <w:qFormat/>
-    <w:rsid w:val="008B2F32"/>
     <w:rPr>
       <w:b/>
       <w:bCs/>
       <w:smallCaps/>
-      <w:color w:val="0F4761" w:themeColor="accent1" w:themeShade="BF"/>
+      <w:color w:val="104861"/>
       <w:spacing w:val="5"/>
     </w:rPr>
   </w:style>
@@ -2891,7 +2207,6 @@
     <w:name w:val="Table Grid"/>
     <w:basedOn w:val="TableNormal"/>
     <w:uiPriority w:val="39"/>
-    <w:rsid w:val="00996D6C"/>
     <w:pPr>
       <w:spacing w:after="0" w:line="240" w:lineRule="auto"/>
     </w:pPr>
@@ -2912,12 +2227,12 @@
 <file path=word/theme/theme1.xml><?xml version="1.0" encoding="utf-8"?>
 <a:theme xmlns:a="http://schemas.openxmlformats.org/drawingml/2006/main" name="Office Theme">
   <a:themeElements>
-    <a:clrScheme name="Office">
+    <a:clrScheme name="Office Theme">
       <a:dk1>
-        <a:sysClr val="windowText" lastClr="000000"/>
+        <a:srgbClr val="000000"/>
       </a:dk1>
       <a:lt1>
-        <a:sysClr val="window" lastClr="FFFFFF"/>
+        <a:srgbClr val="FFFFFF"/>
       </a:lt1>
       <a:dk2>
         <a:srgbClr val="0E2841"/>
@@ -2950,169 +2265,29 @@
         <a:srgbClr val="96607D"/>
       </a:folHlink>
     </a:clrScheme>
-    <a:fontScheme name="Office">
+    <a:fontScheme name="Office Theme">
       <a:majorFont>
-        <a:latin typeface="Aptos Display" panose="02110004020202020204"/>
+        <a:latin typeface="Aptos Display"/>
         <a:ea typeface=""/>
         <a:cs typeface=""/>
-        <a:font script="Jpan" typeface="游ゴシック Light"/>
-        <a:font script="Hang" typeface="맑은 고딕"/>
-        <a:font script="Hans" typeface="等线 Light"/>
-        <a:font script="Hant" typeface="新細明體"/>
-        <a:font script="Arab" typeface="Times New Roman"/>
-        <a:font script="Hebr" typeface="Times New Roman"/>
-        <a:font script="Thai" typeface="Angsana New"/>
-        <a:font script="Ethi" typeface="Nyala"/>
-        <a:font script="Beng" typeface="Vrinda"/>
-        <a:font script="Gujr" typeface="Shruti"/>
-        <a:font script="Khmr" typeface="MoolBoran"/>
-        <a:font script="Knda" typeface="Tunga"/>
-        <a:font script="Guru" typeface="Raavi"/>
-        <a:font script="Cans" typeface="Euphemia"/>
-        <a:font script="Cher" typeface="Plantagenet Cherokee"/>
-        <a:font script="Yiii" typeface="Microsoft Yi Baiti"/>
-        <a:font script="Tibt" typeface="Microsoft Himalaya"/>
-        <a:font script="Thaa" typeface="MV Boli"/>
-        <a:font script="Deva" typeface="Mangal"/>
-        <a:font script="Telu" typeface="Gautami"/>
-        <a:font script="Taml" typeface="Latha"/>
-        <a:font script="Syrc" typeface="Estrangelo Edessa"/>
-        <a:font script="Orya" typeface="Kalinga"/>
-        <a:font script="Mlym" typeface="Kartika"/>
-        <a:font script="Laoo" typeface="DokChampa"/>
-        <a:font script="Sinh" typeface="Iskoola Pota"/>
-        <a:font script="Mong" typeface="Mongolian Baiti"/>
-        <a:font script="Viet" typeface="Times New Roman"/>
-        <a:font script="Uigh" typeface="Microsoft Uighur"/>
-        <a:font script="Geor" typeface="Sylfaen"/>
-        <a:font script="Armn" typeface="Arial"/>
-        <a:font script="Bugi" typeface="Leelawadee UI"/>
-        <a:font script="Bopo" typeface="Microsoft JhengHei"/>
-        <a:font script="Java" typeface="Javanese Text"/>
-        <a:font script="Lisu" typeface="Segoe UI"/>
-        <a:font script="Mymr" typeface="Myanmar Text"/>
-        <a:font script="Nkoo" typeface="Ebrima"/>
-        <a:font script="Olck" typeface="Nirmala UI"/>
-        <a:font script="Osma" typeface="Ebrima"/>
-        <a:font script="Phag" typeface="Phagspa"/>
-        <a:font script="Syrn" typeface="Estrangelo Edessa"/>
-        <a:font script="Syrj" typeface="Estrangelo Edessa"/>
-        <a:font script="Syre" typeface="Estrangelo Edessa"/>
-        <a:font script="Sora" typeface="Nirmala UI"/>
-        <a:font script="Tale" typeface="Microsoft Tai Le"/>
-        <a:font script="Talu" typeface="Microsoft New Tai Lue"/>
-        <a:font script="Tfng" typeface="Ebrima"/>
       </a:majorFont>
       <a:minorFont>
-        <a:latin typeface="Aptos" panose="02110004020202020204"/>
+        <a:latin typeface="Aptos"/>
         <a:ea typeface=""/>
         <a:cs typeface=""/>
-        <a:font script="Jpan" typeface="游ゴシック"/>
-        <a:font script="Hang" typeface="맑은 고딕"/>
-        <a:font script="Hans" typeface="等线"/>
-        <a:font script="Hant" typeface="新細明體"/>
-        <a:font script="Arab" typeface="Arial"/>
-        <a:font script="Hebr" typeface="Arial"/>
-        <a:font script="Thai" typeface="Cordia New"/>
-        <a:font script="Ethi" typeface="Nyala"/>
-        <a:font script="Beng" typeface="Vrinda"/>
-        <a:font script="Gujr" typeface="Shruti"/>
-        <a:font script="Khmr" typeface="DaunPenh"/>
-        <a:font script="Knda" typeface="Tunga"/>
-        <a:font script="Guru" typeface="Raavi"/>
-        <a:font script="Cans" typeface="Euphemia"/>
-        <a:font script="Cher" typeface="Plantagenet Cherokee"/>
-        <a:font script="Yiii" typeface="Microsoft Yi Baiti"/>
-        <a:font script="Tibt" typeface="Microsoft Himalaya"/>
-        <a:font script="Thaa" typeface="MV Boli"/>
-        <a:font script="Deva" typeface="Mangal"/>
-        <a:font script="Telu" typeface="Gautami"/>
-        <a:font script="Taml" typeface="Latha"/>
-        <a:font script="Syrc" typeface="Estrangelo Edessa"/>
-        <a:font script="Orya" typeface="Kalinga"/>
-        <a:font script="Mlym" typeface="Kartika"/>
-        <a:font script="Laoo" typeface="DokChampa"/>
-        <a:font script="Sinh" typeface="Iskoola Pota"/>
-        <a:font script="Mong" typeface="Mongolian Baiti"/>
-        <a:font script="Viet" typeface="Arial"/>
-        <a:font script="Uigh" typeface="Microsoft Uighur"/>
-        <a:font script="Geor" typeface="Sylfaen"/>
-        <a:font script="Armn" typeface="Arial"/>
-        <a:font script="Bugi" typeface="Leelawadee UI"/>
-        <a:font script="Bopo" typeface="Microsoft JhengHei"/>
-        <a:font script="Java" typeface="Javanese Text"/>
-        <a:font script="Lisu" typeface="Segoe UI"/>
-        <a:font script="Mymr" typeface="Myanmar Text"/>
-        <a:font script="Nkoo" typeface="Ebrima"/>
-        <a:font script="Olck" typeface="Nirmala UI"/>
-        <a:font script="Osma" typeface="Ebrima"/>
-        <a:font script="Phag" typeface="Phagspa"/>
-        <a:font script="Syrn" typeface="Estrangelo Edessa"/>
-        <a:font script="Syrj" typeface="Estrangelo Edessa"/>
-        <a:font script="Syre" typeface="Estrangelo Edessa"/>
-        <a:font script="Sora" typeface="Nirmala UI"/>
-        <a:font script="Tale" typeface="Microsoft Tai Le"/>
-        <a:font script="Talu" typeface="Microsoft New Tai Lue"/>
-        <a:font script="Tfng" typeface="Ebrima"/>
       </a:minorFont>
     </a:fontScheme>
-    <a:fmtScheme name="Office">
+    <a:fmtScheme name="Office Theme">
       <a:fillStyleLst>
         <a:solidFill>
           <a:schemeClr val="phClr"/>
         </a:solidFill>
-        <a:gradFill rotWithShape="1">
-          <a:gsLst>
-            <a:gs pos="0">
-              <a:schemeClr val="phClr">
-                <a:lumMod val="110000"/>
-                <a:satMod val="105000"/>
-                <a:tint val="67000"/>
-              </a:schemeClr>
-            </a:gs>
-            <a:gs pos="50000">
-              <a:schemeClr val="phClr">
-                <a:lumMod val="105000"/>
-                <a:satMod val="103000"/>
-                <a:tint val="73000"/>
-              </a:schemeClr>
-            </a:gs>
-            <a:gs pos="100000">
-              <a:schemeClr val="phClr">
-                <a:lumMod val="105000"/>
-                <a:satMod val="109000"/>
-                <a:tint val="81000"/>
-              </a:schemeClr>
-            </a:gs>
-          </a:gsLst>
-          <a:lin ang="5400000" scaled="0"/>
-        </a:gradFill>
-        <a:gradFill rotWithShape="1">
-          <a:gsLst>
-            <a:gs pos="0">
-              <a:schemeClr val="phClr">
-                <a:satMod val="103000"/>
-                <a:lumMod val="102000"/>
-                <a:tint val="94000"/>
-              </a:schemeClr>
-            </a:gs>
-            <a:gs pos="50000">
-              <a:schemeClr val="phClr">
-                <a:satMod val="110000"/>
-                <a:lumMod val="100000"/>
-                <a:shade val="100000"/>
-              </a:schemeClr>
-            </a:gs>
-            <a:gs pos="100000">
-              <a:schemeClr val="phClr">
-                <a:lumMod val="99000"/>
-                <a:satMod val="120000"/>
-                <a:shade val="78000"/>
-              </a:schemeClr>
-            </a:gs>
-          </a:gsLst>
-          <a:lin ang="5400000" scaled="0"/>
-        </a:gradFill>
+        <a:solidFill>
+          <a:schemeClr val="phClr"/>
+        </a:solidFill>
+        <a:solidFill>
+          <a:schemeClr val="phClr"/>
+        </a:solidFill>
       </a:fillStyleLst>
       <a:lnStyleLst>
         <a:ln w="6350" cap="flat" cmpd="sng" algn="ctr">
@@ -3145,13 +2320,7 @@
           <a:effectLst/>
         </a:effectStyle>
         <a:effectStyle>
-          <a:effectLst>
-            <a:outerShdw blurRad="57150" dist="19050" dir="5400000" algn="ctr" rotWithShape="0">
-              <a:srgbClr val="000000">
-                <a:alpha val="63000"/>
-              </a:srgbClr>
-            </a:outerShdw>
-          </a:effectLst>
+          <a:effectLst/>
         </a:effectStyle>
       </a:effectStyleLst>
       <a:bgFillStyleLst>
@@ -3159,47 +2328,15 @@
           <a:schemeClr val="phClr"/>
         </a:solidFill>
         <a:solidFill>
-          <a:schemeClr val="phClr">
-            <a:tint val="95000"/>
-            <a:satMod val="170000"/>
-          </a:schemeClr>
+          <a:schemeClr val="phClr"/>
         </a:solidFill>
-        <a:gradFill rotWithShape="1">
-          <a:gsLst>
-            <a:gs pos="0">
-              <a:schemeClr val="phClr">
-                <a:tint val="93000"/>
-                <a:satMod val="150000"/>
-                <a:shade val="98000"/>
-                <a:lumMod val="102000"/>
-              </a:schemeClr>
-            </a:gs>
-            <a:gs pos="50000">
-              <a:schemeClr val="phClr">
-                <a:tint val="98000"/>
-                <a:satMod val="130000"/>
-                <a:shade val="90000"/>
-                <a:lumMod val="103000"/>
-              </a:schemeClr>
-            </a:gs>
-            <a:gs pos="100000">
-              <a:schemeClr val="phClr">
-                <a:shade val="63000"/>
-                <a:satMod val="120000"/>
-              </a:schemeClr>
-            </a:gs>
-          </a:gsLst>
-          <a:lin ang="5400000" scaled="0"/>
-        </a:gradFill>
+        <a:solidFill>
+          <a:schemeClr val="phClr"/>
+        </a:solidFill>
       </a:bgFillStyleLst>
     </a:fmtScheme>
   </a:themeElements>
   <a:objectDefaults/>
   <a:extraClrSchemeLst/>
-  <a:extLst>
-    <a:ext uri="{05A4C25C-085E-4340-85A3-A5531E510DB2}">
-      <thm15:themeFamily xmlns:thm15="http://schemas.microsoft.com/office/thememl/2012/main" name="Office Theme" id="{62F939B6-93AF-4DB8-9C6B-D6C7DFDC589F}" vid="{4A3C46E8-61CC-4603-A589-7422A47A8E4A}"/>
-    </a:ext>
-  </a:extLst>
 </a:theme>
 </file>